--- a/18_DOCX/AUTO_CASES_0001_0008.docx
+++ b/18_DOCX/AUTO_CASES_0001_0008.docx
@@ -7,22 +7,490 @@
         <w:pStyle w:val="Heading1"/>
       </w:pPr>
       <w:r>
-        <w:t>AUTO_CASES_0001_0008 - Primeiro lote de estudos de caso AUTO</w:t>
-      </w:r>
-    </w:p>
+        <w:t>AUTO_CASES_0001_0008 - Estudos de caso AUTO</w:t>
+      </w:r>
+    </w:p>
+    <w:p/>
+    <w:p>
+      <w:pPr>
+        <w:pStyle w:val="Heading2"/>
+      </w:pPr>
+      <w:r>
+        <w:t>Controle</w:t>
+      </w:r>
+    </w:p>
+    <w:p/>
+    <w:p>
+      <w:pPr>
+        <w:pStyle w:val="ListBullet"/>
+      </w:pPr>
+      <w:r>
+        <w:t>Versão: 0.2</w:t>
+      </w:r>
+    </w:p>
+    <w:p>
+      <w:pPr>
+        <w:pStyle w:val="ListBullet"/>
+      </w:pPr>
+      <w:r>
+        <w:t>Data: 2026-06-26</w:t>
+      </w:r>
+    </w:p>
+    <w:p>
+      <w:pPr>
+        <w:pStyle w:val="ListBullet"/>
+      </w:pPr>
+      <w:r>
+        <w:t>Autor: JP-BR Insurance Knowledge Base</w:t>
+      </w:r>
+    </w:p>
+    <w:p>
+      <w:pPr>
+        <w:pStyle w:val="ListBullet"/>
+      </w:pPr>
+      <w:r>
+        <w:t>Histórico: Consolidação atualizada com limite comercial/compliance.</w:t>
+      </w:r>
+    </w:p>
+    <w:p/>
+    <w:p>
+      <w:pPr>
+        <w:pStyle w:val="Heading2"/>
+      </w:pPr>
+      <w:r>
+        <w:t>Conteúdo consolidado</w:t>
+      </w:r>
+    </w:p>
+    <w:p/>
+    <w:p>
+      <w:pPr>
+        <w:pStyle w:val="Heading1"/>
+      </w:pPr>
+      <w:r>
+        <w:t>CASE-AUTO-0001 - Cliente quer saber o que está incluído no seguro de automóvel</w:t>
+      </w:r>
+    </w:p>
+    <w:p/>
+    <w:p>
+      <w:pPr>
+        <w:pStyle w:val="Heading2"/>
+      </w:pPr>
+      <w:r>
+        <w:t>Controle</w:t>
+      </w:r>
+    </w:p>
+    <w:p/>
+    <w:p>
+      <w:pPr>
+        <w:pStyle w:val="ListBullet"/>
+      </w:pPr>
+      <w:r>
+        <w:t>Versão: 0.2</w:t>
+      </w:r>
+    </w:p>
+    <w:p>
+      <w:pPr>
+        <w:pStyle w:val="ListBullet"/>
+      </w:pPr>
+      <w:r>
+        <w:t>Data: 2026-06-25</w:t>
+      </w:r>
+    </w:p>
+    <w:p>
+      <w:pPr>
+        <w:pStyle w:val="ListBullet"/>
+      </w:pPr>
+      <w:r>
+        <w:t>Autor: JP-BR Insurance Knowledge Base</w:t>
+      </w:r>
+    </w:p>
+    <w:p>
+      <w:pPr>
+        <w:pStyle w:val="ListBullet"/>
+      </w:pPr>
+      <w:r>
+        <w:t>Histórico: Criação inicial; inclusão de limite comercial/compliance.</w:t>
+      </w:r>
+    </w:p>
+    <w:p/>
+    <w:p>
+      <w:pPr>
+        <w:pStyle w:val="Heading2"/>
+      </w:pPr>
+      <w:r>
+        <w:t>Código</w:t>
+      </w:r>
+    </w:p>
+    <w:p/>
+    <w:p>
+      <w:r>
+        <w:t>CASE-AUTO-0001</w:t>
+      </w:r>
+    </w:p>
+    <w:p/>
+    <w:p>
+      <w:pPr>
+        <w:pStyle w:val="Heading2"/>
+      </w:pPr>
+      <w:r>
+        <w:t>Produto ou categoria</w:t>
+      </w:r>
+    </w:p>
+    <w:p/>
+    <w:p>
+      <w:r>
+        <w:t>AUTO</w:t>
+      </w:r>
+    </w:p>
+    <w:p/>
+    <w:p>
+      <w:pPr>
+        <w:pStyle w:val="Heading2"/>
+      </w:pPr>
+      <w:r>
+        <w:t>Situação</w:t>
+      </w:r>
+    </w:p>
+    <w:p/>
+    <w:p>
+      <w:r>
+        <w:t>Cliente brasileiro contratou ou está avaliando um seguro de automóvel no Japão e pergunta de forma geral: “O que esse seguro cobre?”</w:t>
+      </w:r>
+    </w:p>
+    <w:p/>
+    <w:p>
+      <w:pPr>
+        <w:pStyle w:val="Heading2"/>
+      </w:pPr>
+      <w:r>
+        <w:t>Problema</w:t>
+      </w:r>
+    </w:p>
+    <w:p/>
+    <w:p>
+      <w:r>
+        <w:t>A pergunta é ampla e pode gerar resposta incompleta se o corretor não separar as coberturas por tipo de risco.</w:t>
+      </w:r>
+    </w:p>
+    <w:p/>
+    <w:p>
+      <w:pPr>
+        <w:pStyle w:val="Heading2"/>
+      </w:pPr>
+      <w:r>
+        <w:t>Análise</w:t>
+      </w:r>
+    </w:p>
+    <w:p/>
+    <w:p>
+      <w:r>
+        <w:t>自動車保険 pode incluir cobertura contra danos pessoais a terceiros, danos materiais a terceiros, danos ao próprio veículo, danos corporais de ocupantes e outras coberturas adicionais. A resposta correta depende da apólice.</w:t>
+      </w:r>
+    </w:p>
+    <w:p/>
+    <w:p>
+      <w:pPr>
+        <w:pStyle w:val="Heading2"/>
+      </w:pPr>
+      <w:r>
+        <w:t>Orientação ao corretor</w:t>
+      </w:r>
+    </w:p>
+    <w:p/>
+    <w:p>
+      <w:r>
+        <w:t>Dividir a explicação em blocos: terceiros, próprio veículo, pessoas no veículo, custos do cliente e processo de indenização.</w:t>
+      </w:r>
+    </w:p>
+    <w:p/>
+    <w:p>
+      <w:pPr>
+        <w:pStyle w:val="Heading2"/>
+      </w:pPr>
+      <w:r>
+        <w:t>Como explicar ao cliente brasileiro</w:t>
+      </w:r>
+    </w:p>
+    <w:p/>
+    <w:p>
+      <w:r>
+        <w:t>O seguro de automóvel no Japão não é uma cobertura única. Ele é formado por várias partes. Algumas cobrem danos a outras pessoas, outras cobrem bens de terceiros, outras protegem seu próprio carro ou pessoas dentro dele. Vamos confirmar uma por uma na sua apólice.</w:t>
+      </w:r>
+    </w:p>
+    <w:p/>
+    <w:p>
+      <w:pPr>
+        <w:pStyle w:val="Heading2"/>
+      </w:pPr>
+      <w:r>
+        <w:t>Resultado esperado</w:t>
+      </w:r>
+    </w:p>
+    <w:p/>
+    <w:p>
+      <w:r>
+        <w:t>Cliente entende que a cobertura depende do contrato e aceita revisar a apólice por partes.</w:t>
+      </w:r>
+    </w:p>
+    <w:p/>
+    <w:p>
+      <w:pPr>
+        <w:pStyle w:val="Heading2"/>
+      </w:pPr>
+      <w:r>
+        <w:t>Limite comercial/compliance</w:t>
+      </w:r>
+    </w:p>
+    <w:p/>
+    <w:p>
+      <w:r>
+        <w:t>O corretor deve usar este caso como orientação de atendimento, sem prometer cobertura, valor, prazo de pagamento, aceitação de responsabilidade ou resultado de análise. A decisão final depende da apólice, documentos, circunstâncias do evento e avaliação da seguradora.</w:t>
+      </w:r>
+    </w:p>
+    <w:p/>
+    <w:p>
+      <w:pPr>
+        <w:pStyle w:val="Heading2"/>
+      </w:pPr>
+      <w:r>
+        <w:t>Termos relacionados</w:t>
+      </w:r>
+    </w:p>
+    <w:p/>
+    <w:p>
+      <w:pPr>
+        <w:pStyle w:val="ListBullet"/>
+      </w:pPr>
+      <w:r>
+        <w:t>AUTO-0001 - 自動車保険 - Seguro de automóvel</w:t>
+      </w:r>
+    </w:p>
+    <w:p>
+      <w:pPr>
+        <w:pStyle w:val="ListBullet"/>
+      </w:pPr>
+      <w:r>
+        <w:t>AUTO-0002 - 対人賠償保険 - Seguro contra danos pessoais a terceiros</w:t>
+      </w:r>
+    </w:p>
+    <w:p>
+      <w:pPr>
+        <w:pStyle w:val="ListBullet"/>
+      </w:pPr>
+      <w:r>
+        <w:t>AUTO-0003 - 対物賠償保険 - Seguro contra danos materiais a terceiros</w:t>
+      </w:r>
+    </w:p>
+    <w:p>
+      <w:pPr>
+        <w:pStyle w:val="ListBullet"/>
+      </w:pPr>
+      <w:r>
+        <w:t>AUTO-0004 - 車両保険 - Seguro do veículo</w:t>
+      </w:r>
+    </w:p>
+    <w:p/>
+    <w:p>
+      <w:pPr>
+        <w:pStyle w:val="Heading2"/>
+      </w:pPr>
+      <w:r>
+        <w:t>FAQs relacionadas</w:t>
+      </w:r>
+    </w:p>
+    <w:p/>
+    <w:p>
+      <w:pPr>
+        <w:pStyle w:val="ListBullet"/>
+      </w:pPr>
+      <w:r>
+        <w:t>FAQ-AUTO-0001 - O que o seguro de automóvel cobre no Japão?</w:t>
+      </w:r>
+    </w:p>
+    <w:p/>
+    <w:p>
+      <w:pPr>
+        <w:pStyle w:val="Heading2"/>
+      </w:pPr>
+      <w:r>
+        <w:t>Diálogos relacionados</w:t>
+      </w:r>
+    </w:p>
+    <w:p/>
+    <w:p>
+      <w:pPr>
+        <w:pStyle w:val="ListBullet"/>
+      </w:pPr>
+      <w:r>
+        <w:t>DIALOGUE-AUTO-0001 - Explicando coberturas básicas contra terceiros</w:t>
+      </w:r>
+    </w:p>
+    <w:p/>
+    <w:p>
+      <w:pPr>
+        <w:pStyle w:val="Heading2"/>
+      </w:pPr>
+      <w:r>
+        <w:t>Referências cruzadas</w:t>
+      </w:r>
+    </w:p>
+    <w:p/>
+    <w:p>
+      <w:pPr>
+        <w:pStyle w:val="ListBullet"/>
+      </w:pPr>
+      <w:r>
+        <w:t>AUTO-0001</w:t>
+      </w:r>
+    </w:p>
+    <w:p>
+      <w:pPr>
+        <w:pStyle w:val="ListBullet"/>
+      </w:pPr>
+      <w:r>
+        <w:t>FAQ-AUTO-0001</w:t>
+      </w:r>
+    </w:p>
+    <w:p>
+      <w:pPr>
+        <w:pStyle w:val="ListBullet"/>
+      </w:pPr>
+      <w:r>
+        <w:t>DIALOGUE-AUTO-0001</w:t>
+      </w:r>
+    </w:p>
+    <w:p/>
+    <w:p>
+      <w:pPr>
+        <w:pStyle w:val="Heading2"/>
+      </w:pPr>
+      <w:r>
+        <w:t>Referências</w:t>
+      </w:r>
+    </w:p>
+    <w:p/>
+    <w:p>
+      <w:pPr>
+        <w:pStyle w:val="ListBullet"/>
+      </w:pPr>
+      <w:r>
+        <w:t>Documento interno: `02_MasterDictionary/AUTO/AUTO-0001.md`</w:t>
+      </w:r>
+    </w:p>
+    <w:p/>
+    <w:p>
+      <w:pPr>
+        <w:pStyle w:val="Heading2"/>
+      </w:pPr>
+      <w:r>
+        <w:t>Tags</w:t>
+      </w:r>
+    </w:p>
+    <w:p/>
+    <w:p>
+      <w:pPr>
+        <w:pStyle w:val="ListBullet"/>
+      </w:pPr>
+      <w:r>
+        <w:t>case</w:t>
+      </w:r>
+    </w:p>
+    <w:p>
+      <w:pPr>
+        <w:pStyle w:val="ListBullet"/>
+      </w:pPr>
+      <w:r>
+        <w:t>auto</w:t>
+      </w:r>
+    </w:p>
+    <w:p>
+      <w:pPr>
+        <w:pStyle w:val="ListBullet"/>
+      </w:pPr>
+      <w:r>
+        <w:t>cobertura</w:t>
+      </w:r>
+    </w:p>
+    <w:p>
+      <w:pPr>
+        <w:pStyle w:val="ListBullet"/>
+      </w:pPr>
+      <w:r>
+        <w:t>atendimento-inicial</w:t>
+      </w:r>
+    </w:p>
+    <w:p/>
+    <w:p>
+      <w:pPr>
+        <w:pStyle w:val="Heading2"/>
+      </w:pPr>
+      <w:r>
+        <w:t>Veja também</w:t>
+      </w:r>
+    </w:p>
+    <w:p/>
+    <w:p>
+      <w:pPr>
+        <w:pStyle w:val="ListBullet"/>
+      </w:pPr>
+      <w:r>
+        <w:t>`02_MasterDictionary/AUTO/AUTO-0001.md`</w:t>
+      </w:r>
+    </w:p>
+    <w:p>
+      <w:pPr>
+        <w:pStyle w:val="ListBullet"/>
+      </w:pPr>
+      <w:r>
+        <w:t>`14_FAQ/AUTO/FAQ-AUTO-0001.md`</w:t>
+      </w:r>
+    </w:p>
+    <w:p/>
+    <w:p>
+      <w:pPr>
+        <w:pStyle w:val="Heading2"/>
+      </w:pPr>
+      <w:r>
+        <w:t>Histórico de revisão</w:t>
+      </w:r>
+    </w:p>
+    <w:p/>
+    <w:p>
+      <w:r>
+        <w:t>| Data | Versão | Autor | Alteração |</w:t>
+      </w:r>
+    </w:p>
+    <w:p>
+      <w:r>
+        <w:t>| --- | --- | --- | --- |</w:t>
+      </w:r>
+    </w:p>
+    <w:p>
+      <w:r>
+        <w:t>| 2026-06-25 | 0.1 | JP-BR Insurance Knowledge Base | Criação inicial. |</w:t>
+      </w:r>
+    </w:p>
+    <w:p>
+      <w:r>
+        <w:t>| 2026-06-26 | 0.2 | JP-BR Insurance Knowledge Base | Inclusão de limite comercial/compliance para uso seguro em atendimento e NotebookLM. |</w:t>
+      </w:r>
+    </w:p>
+    <w:p/>
     <w:p>
       <w:r>
         <w:br w:type="page"/>
       </w:r>
     </w:p>
+    <w:p/>
     <w:p>
       <w:pPr>
         <w:pStyle w:val="Heading1"/>
       </w:pPr>
       <w:r>
-        <w:t>CASE-AUTO-0001 - Cliente quer saber o que está incluído no seguro de automóvel</w:t>
-      </w:r>
-    </w:p>
+        <w:t>CASE-AUTO-0002 - Acidente com ferimento de terceiro</w:t>
+      </w:r>
+    </w:p>
+    <w:p/>
     <w:p>
       <w:pPr>
         <w:pStyle w:val="Heading2"/>
@@ -31,12 +499,13 @@
         <w:t>Controle</w:t>
       </w:r>
     </w:p>
+    <w:p/>
     <w:p>
       <w:pPr>
         <w:pStyle w:val="ListBullet"/>
       </w:pPr>
       <w:r>
-        <w:t>Versão: 0.1</w:t>
+        <w:t>Versão: 0.2</w:t>
       </w:r>
     </w:p>
     <w:p>
@@ -60,9 +529,10 @@
         <w:pStyle w:val="ListBullet"/>
       </w:pPr>
       <w:r>
-        <w:t>Histórico: Criação inicial.</w:t>
-      </w:r>
-    </w:p>
+        <w:t>Histórico: Criação inicial; inclusão de limite comercial/compliance.</w:t>
+      </w:r>
+    </w:p>
+    <w:p/>
     <w:p>
       <w:pPr>
         <w:pStyle w:val="Heading2"/>
@@ -71,11 +541,13 @@
         <w:t>Código</w:t>
       </w:r>
     </w:p>
-    <w:p>
-      <w:r>
-        <w:t>CASE-AUTO-0001</w:t>
-      </w:r>
-    </w:p>
+    <w:p/>
+    <w:p>
+      <w:r>
+        <w:t>CASE-AUTO-0002</w:t>
+      </w:r>
+    </w:p>
+    <w:p/>
     <w:p>
       <w:pPr>
         <w:pStyle w:val="Heading2"/>
@@ -84,11 +556,13 @@
         <w:t>Produto ou categoria</w:t>
       </w:r>
     </w:p>
+    <w:p/>
     <w:p>
       <w:r>
         <w:t>AUTO</w:t>
       </w:r>
     </w:p>
+    <w:p/>
     <w:p>
       <w:pPr>
         <w:pStyle w:val="Heading2"/>
@@ -97,11 +571,13 @@
         <w:t>Situação</w:t>
       </w:r>
     </w:p>
-    <w:p>
-      <w:r>
-        <w:t>Cliente brasileiro contratou ou está avaliando um seguro de automóvel no Japão e pergunta de forma geral: “O que esse seguro cobre?”</w:t>
-      </w:r>
-    </w:p>
+    <w:p/>
+    <w:p>
+      <w:r>
+        <w:t>Cliente causou acidente e uma pessoa de outro veículo ficou ferida.</w:t>
+      </w:r>
+    </w:p>
+    <w:p/>
     <w:p>
       <w:pPr>
         <w:pStyle w:val="Heading2"/>
@@ -110,11 +586,13 @@
         <w:t>Problema</w:t>
       </w:r>
     </w:p>
-    <w:p>
-      <w:r>
-        <w:t>A pergunta é ampla e pode gerar resposta incompleta se o corretor não separar as coberturas por tipo de risco.</w:t>
-      </w:r>
-    </w:p>
+    <w:p/>
+    <w:p>
+      <w:r>
+        <w:t>Cliente pergunta se o seguro “paga tudo” e espera uma resposta imediata.</w:t>
+      </w:r>
+    </w:p>
+    <w:p/>
     <w:p>
       <w:pPr>
         <w:pStyle w:val="Heading2"/>
@@ -123,11 +601,13 @@
         <w:t>Análise</w:t>
       </w:r>
     </w:p>
-    <w:p>
-      <w:r>
-        <w:t>自動車保険 pode incluir cobertura contra danos pessoais a terceiros, danos materiais a terceiros, danos ao próprio veículo, danos corporais de ocupantes e outras coberturas adicionais. A resposta correta depende da apólice.</w:t>
-      </w:r>
-    </w:p>
+    <w:p/>
+    <w:p>
+      <w:r>
+        <w:t>O caso envolve 対人賠償保険. A cobertura pode tratar de danos pessoais de terceiros, mas o pagamento depende da análise do acidente, responsabilidade, documentos e condições da apólice.</w:t>
+      </w:r>
+    </w:p>
+    <w:p/>
     <w:p>
       <w:pPr>
         <w:pStyle w:val="Heading2"/>
@@ -136,11 +616,13 @@
         <w:t>Orientação ao corretor</w:t>
       </w:r>
     </w:p>
-    <w:p>
-      <w:r>
-        <w:t>Dividir a explicação em blocos: terceiros, próprio veículo, pessoas no veículo, custos do cliente e processo de indenização.</w:t>
-      </w:r>
-    </w:p>
+    <w:p/>
+    <w:p>
+      <w:r>
+        <w:t>Orientar o cliente a comunicar o acidente corretamente, reunir informações e não prometer valor ou prazo antes da análise da seguradora.</w:t>
+      </w:r>
+    </w:p>
+    <w:p/>
     <w:p>
       <w:pPr>
         <w:pStyle w:val="Heading2"/>
@@ -149,11 +631,13 @@
         <w:t>Como explicar ao cliente brasileiro</w:t>
       </w:r>
     </w:p>
-    <w:p>
-      <w:r>
-        <w:t>O seguro de automóvel no Japão não é uma cobertura única. Ele é formado por várias partes. Algumas cobrem danos a outras pessoas, outras cobrem bens de terceiros, outras protegem seu próprio carro ou pessoas dentro dele. Vamos confirmar uma por uma na sua apólice.</w:t>
-      </w:r>
-    </w:p>
+    <w:p/>
+    <w:p>
+      <w:r>
+        <w:t>Esse caso entra na cobertura para danos pessoais a terceiros, se ela estiver contratada e se o acidente estiver dentro das condições. A seguradora precisa analisar o caso antes de confirmar valor ou pagamento.</w:t>
+      </w:r>
+    </w:p>
+    <w:p/>
     <w:p>
       <w:pPr>
         <w:pStyle w:val="Heading2"/>
@@ -162,51 +646,2566 @@
         <w:t>Resultado esperado</w:t>
       </w:r>
     </w:p>
-    <w:p>
-      <w:r>
-        <w:t>Cliente entende que a cobertura depende do contrato e aceita revisar a apólice por partes.</w:t>
-      </w:r>
-    </w:p>
+    <w:p/>
+    <w:p>
+      <w:r>
+        <w:t>Cliente entende que há cobertura potencial, mas que a indenização depende de análise.</w:t>
+      </w:r>
+    </w:p>
+    <w:p/>
     <w:p>
       <w:pPr>
         <w:pStyle w:val="Heading2"/>
       </w:pPr>
       <w:r>
+        <w:t>Limite comercial/compliance</w:t>
+      </w:r>
+    </w:p>
+    <w:p/>
+    <w:p>
+      <w:r>
+        <w:t>O corretor deve usar este caso como orientação de atendimento, sem prometer cobertura, valor, prazo de pagamento, aceitação de responsabilidade ou resultado de análise. A decisão final depende da apólice, documentos, circunstâncias do evento e avaliação da seguradora.</w:t>
+      </w:r>
+    </w:p>
+    <w:p/>
+    <w:p>
+      <w:pPr>
+        <w:pStyle w:val="Heading2"/>
+      </w:pPr>
+      <w:r>
         <w:t>Termos relacionados</w:t>
       </w:r>
     </w:p>
+    <w:p/>
     <w:p>
       <w:pPr>
         <w:pStyle w:val="ListBullet"/>
       </w:pPr>
       <w:r>
+        <w:t>AUTO-0002 - 対人賠償保険 - Seguro contra danos pessoais a terceiros</w:t>
+      </w:r>
+    </w:p>
+    <w:p>
+      <w:pPr>
+        <w:pStyle w:val="ListBullet"/>
+      </w:pPr>
+      <w:r>
+        <w:t>AUTO-0010 - 保険金 - Indenização do seguro</w:t>
+      </w:r>
+    </w:p>
+    <w:p/>
+    <w:p>
+      <w:pPr>
+        <w:pStyle w:val="Heading2"/>
+      </w:pPr>
+      <w:r>
+        <w:t>FAQs relacionadas</w:t>
+      </w:r>
+    </w:p>
+    <w:p/>
+    <w:p>
+      <w:pPr>
+        <w:pStyle w:val="ListBullet"/>
+      </w:pPr>
+      <w:r>
+        <w:t>FAQ-AUTO-0002 - O que acontece se eu machucar outra pessoa em um acidente?</w:t>
+      </w:r>
+    </w:p>
+    <w:p>
+      <w:pPr>
+        <w:pStyle w:val="ListBullet"/>
+      </w:pPr>
+      <w:r>
+        <w:t>FAQ-AUTO-0010 - Quando a seguradora paga a indenização?</w:t>
+      </w:r>
+    </w:p>
+    <w:p/>
+    <w:p>
+      <w:pPr>
+        <w:pStyle w:val="Heading2"/>
+      </w:pPr>
+      <w:r>
+        <w:t>Diálogos relacionados</w:t>
+      </w:r>
+    </w:p>
+    <w:p/>
+    <w:p>
+      <w:pPr>
+        <w:pStyle w:val="ListBullet"/>
+      </w:pPr>
+      <w:r>
+        <w:t>DIALOGUE-AUTO-0001 - Explicando coberturas básicas contra terceiros</w:t>
+      </w:r>
+    </w:p>
+    <w:p>
+      <w:pPr>
+        <w:pStyle w:val="ListBullet"/>
+      </w:pPr>
+      <w:r>
+        <w:t>DIALOGUE-AUTO-0004 - Explicando o processo de indenização</w:t>
+      </w:r>
+    </w:p>
+    <w:p/>
+    <w:p>
+      <w:pPr>
+        <w:pStyle w:val="Heading2"/>
+      </w:pPr>
+      <w:r>
+        <w:t>Referências cruzadas</w:t>
+      </w:r>
+    </w:p>
+    <w:p/>
+    <w:p>
+      <w:pPr>
+        <w:pStyle w:val="ListBullet"/>
+      </w:pPr>
+      <w:r>
+        <w:t>AUTO-0002</w:t>
+      </w:r>
+    </w:p>
+    <w:p>
+      <w:pPr>
+        <w:pStyle w:val="ListBullet"/>
+      </w:pPr>
+      <w:r>
+        <w:t>FAQ-AUTO-0002</w:t>
+      </w:r>
+    </w:p>
+    <w:p>
+      <w:pPr>
+        <w:pStyle w:val="ListBullet"/>
+      </w:pPr>
+      <w:r>
+        <w:t>DIALOGUE-AUTO-0004</w:t>
+      </w:r>
+    </w:p>
+    <w:p/>
+    <w:p>
+      <w:pPr>
+        <w:pStyle w:val="Heading2"/>
+      </w:pPr>
+      <w:r>
+        <w:t>Referências</w:t>
+      </w:r>
+    </w:p>
+    <w:p/>
+    <w:p>
+      <w:pPr>
+        <w:pStyle w:val="ListBullet"/>
+      </w:pPr>
+      <w:r>
+        <w:t>Documento interno: `02_MasterDictionary/AUTO/AUTO-0002.md`</w:t>
+      </w:r>
+    </w:p>
+    <w:p/>
+    <w:p>
+      <w:pPr>
+        <w:pStyle w:val="Heading2"/>
+      </w:pPr>
+      <w:r>
+        <w:t>Tags</w:t>
+      </w:r>
+    </w:p>
+    <w:p/>
+    <w:p>
+      <w:pPr>
+        <w:pStyle w:val="ListBullet"/>
+      </w:pPr>
+      <w:r>
+        <w:t>case</w:t>
+      </w:r>
+    </w:p>
+    <w:p>
+      <w:pPr>
+        <w:pStyle w:val="ListBullet"/>
+      </w:pPr>
+      <w:r>
+        <w:t>auto</w:t>
+      </w:r>
+    </w:p>
+    <w:p>
+      <w:pPr>
+        <w:pStyle w:val="ListBullet"/>
+      </w:pPr>
+      <w:r>
+        <w:t>terceiros</w:t>
+      </w:r>
+    </w:p>
+    <w:p>
+      <w:pPr>
+        <w:pStyle w:val="ListBullet"/>
+      </w:pPr>
+      <w:r>
+        <w:t>danos-pessoais</w:t>
+      </w:r>
+    </w:p>
+    <w:p/>
+    <w:p>
+      <w:pPr>
+        <w:pStyle w:val="Heading2"/>
+      </w:pPr>
+      <w:r>
+        <w:t>Veja também</w:t>
+      </w:r>
+    </w:p>
+    <w:p/>
+    <w:p>
+      <w:pPr>
+        <w:pStyle w:val="ListBullet"/>
+      </w:pPr>
+      <w:r>
+        <w:t>`02_MasterDictionary/AUTO/AUTO-0002.md`</w:t>
+      </w:r>
+    </w:p>
+    <w:p>
+      <w:pPr>
+        <w:pStyle w:val="ListBullet"/>
+      </w:pPr>
+      <w:r>
+        <w:t>`14_FAQ/AUTO/FAQ-AUTO-0002.md`</w:t>
+      </w:r>
+    </w:p>
+    <w:p/>
+    <w:p>
+      <w:pPr>
+        <w:pStyle w:val="Heading2"/>
+      </w:pPr>
+      <w:r>
+        <w:t>Histórico de revisão</w:t>
+      </w:r>
+    </w:p>
+    <w:p/>
+    <w:p>
+      <w:r>
+        <w:t>| Data | Versão | Autor | Alteração |</w:t>
+      </w:r>
+    </w:p>
+    <w:p>
+      <w:r>
+        <w:t>| --- | --- | --- | --- |</w:t>
+      </w:r>
+    </w:p>
+    <w:p>
+      <w:r>
+        <w:t>| 2026-06-25 | 0.1 | JP-BR Insurance Knowledge Base | Criação inicial. |</w:t>
+      </w:r>
+    </w:p>
+    <w:p>
+      <w:r>
+        <w:t>| 2026-06-26 | 0.2 | JP-BR Insurance Knowledge Base | Inclusão de limite comercial/compliance para uso seguro em atendimento e NotebookLM. |</w:t>
+      </w:r>
+    </w:p>
+    <w:p/>
+    <w:p>
+      <w:r>
+        <w:br w:type="page"/>
+      </w:r>
+    </w:p>
+    <w:p/>
+    <w:p>
+      <w:pPr>
+        <w:pStyle w:val="Heading1"/>
+      </w:pPr>
+      <w:r>
+        <w:t>CASE-AUTO-0003 - Batida no carro de outra pessoa</w:t>
+      </w:r>
+    </w:p>
+    <w:p/>
+    <w:p>
+      <w:pPr>
+        <w:pStyle w:val="Heading2"/>
+      </w:pPr>
+      <w:r>
+        <w:t>Controle</w:t>
+      </w:r>
+    </w:p>
+    <w:p/>
+    <w:p>
+      <w:pPr>
+        <w:pStyle w:val="ListBullet"/>
+      </w:pPr>
+      <w:r>
+        <w:t>Versão: 0.2</w:t>
+      </w:r>
+    </w:p>
+    <w:p>
+      <w:pPr>
+        <w:pStyle w:val="ListBullet"/>
+      </w:pPr>
+      <w:r>
+        <w:t>Data: 2026-06-25</w:t>
+      </w:r>
+    </w:p>
+    <w:p>
+      <w:pPr>
+        <w:pStyle w:val="ListBullet"/>
+      </w:pPr>
+      <w:r>
+        <w:t>Autor: JP-BR Insurance Knowledge Base</w:t>
+      </w:r>
+    </w:p>
+    <w:p>
+      <w:pPr>
+        <w:pStyle w:val="ListBullet"/>
+      </w:pPr>
+      <w:r>
+        <w:t>Histórico: Criação inicial; inclusão de limite comercial/compliance.</w:t>
+      </w:r>
+    </w:p>
+    <w:p/>
+    <w:p>
+      <w:pPr>
+        <w:pStyle w:val="Heading2"/>
+      </w:pPr>
+      <w:r>
+        <w:t>Código</w:t>
+      </w:r>
+    </w:p>
+    <w:p/>
+    <w:p>
+      <w:r>
+        <w:t>CASE-AUTO-0003</w:t>
+      </w:r>
+    </w:p>
+    <w:p/>
+    <w:p>
+      <w:pPr>
+        <w:pStyle w:val="Heading2"/>
+      </w:pPr>
+      <w:r>
+        <w:t>Produto ou categoria</w:t>
+      </w:r>
+    </w:p>
+    <w:p/>
+    <w:p>
+      <w:r>
+        <w:t>AUTO</w:t>
+      </w:r>
+    </w:p>
+    <w:p/>
+    <w:p>
+      <w:pPr>
+        <w:pStyle w:val="Heading2"/>
+      </w:pPr>
+      <w:r>
+        <w:t>Situação</w:t>
+      </w:r>
+    </w:p>
+    <w:p/>
+    <w:p>
+      <w:r>
+        <w:t>Cliente bateu no carro de outra pessoa e pergunta se o seguro cobre o conserto.</w:t>
+      </w:r>
+    </w:p>
+    <w:p/>
+    <w:p>
+      <w:pPr>
+        <w:pStyle w:val="Heading2"/>
+      </w:pPr>
+      <w:r>
+        <w:t>Problema</w:t>
+      </w:r>
+    </w:p>
+    <w:p/>
+    <w:p>
+      <w:r>
+        <w:t>Cliente pode confundir dano material a terceiro com dano ao próprio veículo.</w:t>
+      </w:r>
+    </w:p>
+    <w:p/>
+    <w:p>
+      <w:pPr>
+        <w:pStyle w:val="Heading2"/>
+      </w:pPr>
+      <w:r>
+        <w:t>Análise</w:t>
+      </w:r>
+    </w:p>
+    <w:p/>
+    <w:p>
+      <w:r>
+        <w:t>O dano ao carro de outra pessoa deve ser analisado em 対物賠償保険. O dano ao carro do próprio segurado depende de 車両保険.</w:t>
+      </w:r>
+    </w:p>
+    <w:p/>
+    <w:p>
+      <w:pPr>
+        <w:pStyle w:val="Heading2"/>
+      </w:pPr>
+      <w:r>
+        <w:t>Orientação ao corretor</w:t>
+      </w:r>
+    </w:p>
+    <w:p/>
+    <w:p>
+      <w:r>
+        <w:t>Separar claramente “carro da outra pessoa” e “meu carro”. Confirmar cobertura e limites antes de orientar sobre pagamento.</w:t>
+      </w:r>
+    </w:p>
+    <w:p/>
+    <w:p>
+      <w:pPr>
+        <w:pStyle w:val="Heading2"/>
+      </w:pPr>
+      <w:r>
+        <w:t>Como explicar ao cliente brasileiro</w:t>
+      </w:r>
+    </w:p>
+    <w:p/>
+    <w:p>
+      <w:r>
+        <w:t>O carro da outra pessoa entra em danos materiais a terceiros. O seu próprio carro é outra cobertura. Vamos verificar as duas partes da apólice separadamente.</w:t>
+      </w:r>
+    </w:p>
+    <w:p/>
+    <w:p>
+      <w:pPr>
+        <w:pStyle w:val="Heading2"/>
+      </w:pPr>
+      <w:r>
+        <w:t>Resultado esperado</w:t>
+      </w:r>
+    </w:p>
+    <w:p/>
+    <w:p>
+      <w:r>
+        <w:t>Cliente entende qual cobertura se aplica a cada veículo envolvido.</w:t>
+      </w:r>
+    </w:p>
+    <w:p/>
+    <w:p>
+      <w:pPr>
+        <w:pStyle w:val="Heading2"/>
+      </w:pPr>
+      <w:r>
+        <w:t>Limite comercial/compliance</w:t>
+      </w:r>
+    </w:p>
+    <w:p/>
+    <w:p>
+      <w:r>
+        <w:t>O corretor deve usar este caso como orientação de atendimento, sem prometer cobertura, valor, prazo de pagamento, aceitação de responsabilidade ou resultado de análise. A decisão final depende da apólice, documentos, circunstâncias do evento e avaliação da seguradora.</w:t>
+      </w:r>
+    </w:p>
+    <w:p/>
+    <w:p>
+      <w:pPr>
+        <w:pStyle w:val="Heading2"/>
+      </w:pPr>
+      <w:r>
+        <w:t>Termos relacionados</w:t>
+      </w:r>
+    </w:p>
+    <w:p/>
+    <w:p>
+      <w:pPr>
+        <w:pStyle w:val="ListBullet"/>
+      </w:pPr>
+      <w:r>
+        <w:t>AUTO-0003 - 対物賠償保険 - Seguro contra danos materiais a terceiros</w:t>
+      </w:r>
+    </w:p>
+    <w:p>
+      <w:pPr>
+        <w:pStyle w:val="ListBullet"/>
+      </w:pPr>
+      <w:r>
+        <w:t>AUTO-0004 - 車両保険 - Seguro do veículo</w:t>
+      </w:r>
+    </w:p>
+    <w:p/>
+    <w:p>
+      <w:pPr>
+        <w:pStyle w:val="Heading2"/>
+      </w:pPr>
+      <w:r>
+        <w:t>FAQs relacionadas</w:t>
+      </w:r>
+    </w:p>
+    <w:p/>
+    <w:p>
+      <w:pPr>
+        <w:pStyle w:val="ListBullet"/>
+      </w:pPr>
+      <w:r>
+        <w:t>FAQ-AUTO-0003 - Se eu bater no carro de outra pessoa, essa cobertura paga?</w:t>
+      </w:r>
+    </w:p>
+    <w:p>
+      <w:pPr>
+        <w:pStyle w:val="ListBullet"/>
+      </w:pPr>
+      <w:r>
+        <w:t>FAQ-AUTO-0004 - O seguro cobre o conserto do meu próprio carro?</w:t>
+      </w:r>
+    </w:p>
+    <w:p/>
+    <w:p>
+      <w:pPr>
+        <w:pStyle w:val="Heading2"/>
+      </w:pPr>
+      <w:r>
+        <w:t>Diálogos relacionados</w:t>
+      </w:r>
+    </w:p>
+    <w:p/>
+    <w:p>
+      <w:pPr>
+        <w:pStyle w:val="ListBullet"/>
+      </w:pPr>
+      <w:r>
+        <w:t>DIALOGUE-AUTO-0001 - Explicando coberturas básicas contra terceiros</w:t>
+      </w:r>
+    </w:p>
+    <w:p>
+      <w:pPr>
+        <w:pStyle w:val="ListBullet"/>
+      </w:pPr>
+      <w:r>
+        <w:t>DIALOGUE-AUTO-0002 - Explicando cobertura do próprio veículo e pessoas no carro</w:t>
+      </w:r>
+    </w:p>
+    <w:p/>
+    <w:p>
+      <w:pPr>
+        <w:pStyle w:val="Heading2"/>
+      </w:pPr>
+      <w:r>
+        <w:t>Referências cruzadas</w:t>
+      </w:r>
+    </w:p>
+    <w:p/>
+    <w:p>
+      <w:pPr>
+        <w:pStyle w:val="ListBullet"/>
+      </w:pPr>
+      <w:r>
+        <w:t>AUTO-0003</w:t>
+      </w:r>
+    </w:p>
+    <w:p>
+      <w:pPr>
+        <w:pStyle w:val="ListBullet"/>
+      </w:pPr>
+      <w:r>
+        <w:t>AUTO-0004</w:t>
+      </w:r>
+    </w:p>
+    <w:p>
+      <w:pPr>
+        <w:pStyle w:val="ListBullet"/>
+      </w:pPr>
+      <w:r>
+        <w:t>FAQ-AUTO-0003</w:t>
+      </w:r>
+    </w:p>
+    <w:p/>
+    <w:p>
+      <w:pPr>
+        <w:pStyle w:val="Heading2"/>
+      </w:pPr>
+      <w:r>
+        <w:t>Referências</w:t>
+      </w:r>
+    </w:p>
+    <w:p/>
+    <w:p>
+      <w:pPr>
+        <w:pStyle w:val="ListBullet"/>
+      </w:pPr>
+      <w:r>
+        <w:t>Documento interno: `02_MasterDictionary/AUTO/AUTO-0003.md`</w:t>
+      </w:r>
+    </w:p>
+    <w:p/>
+    <w:p>
+      <w:pPr>
+        <w:pStyle w:val="Heading2"/>
+      </w:pPr>
+      <w:r>
+        <w:t>Tags</w:t>
+      </w:r>
+    </w:p>
+    <w:p/>
+    <w:p>
+      <w:pPr>
+        <w:pStyle w:val="ListBullet"/>
+      </w:pPr>
+      <w:r>
+        <w:t>case</w:t>
+      </w:r>
+    </w:p>
+    <w:p>
+      <w:pPr>
+        <w:pStyle w:val="ListBullet"/>
+      </w:pPr>
+      <w:r>
+        <w:t>auto</w:t>
+      </w:r>
+    </w:p>
+    <w:p>
+      <w:pPr>
+        <w:pStyle w:val="ListBullet"/>
+      </w:pPr>
+      <w:r>
+        <w:t>danos-materiais</w:t>
+      </w:r>
+    </w:p>
+    <w:p>
+      <w:pPr>
+        <w:pStyle w:val="ListBullet"/>
+      </w:pPr>
+      <w:r>
+        <w:t>terceiros</w:t>
+      </w:r>
+    </w:p>
+    <w:p/>
+    <w:p>
+      <w:pPr>
+        <w:pStyle w:val="Heading2"/>
+      </w:pPr>
+      <w:r>
+        <w:t>Veja também</w:t>
+      </w:r>
+    </w:p>
+    <w:p/>
+    <w:p>
+      <w:pPr>
+        <w:pStyle w:val="ListBullet"/>
+      </w:pPr>
+      <w:r>
+        <w:t>`02_MasterDictionary/AUTO/AUTO-0003.md`</w:t>
+      </w:r>
+    </w:p>
+    <w:p>
+      <w:pPr>
+        <w:pStyle w:val="ListBullet"/>
+      </w:pPr>
+      <w:r>
+        <w:t>`02_MasterDictionary/AUTO/AUTO-0004.md`</w:t>
+      </w:r>
+    </w:p>
+    <w:p/>
+    <w:p>
+      <w:pPr>
+        <w:pStyle w:val="Heading2"/>
+      </w:pPr>
+      <w:r>
+        <w:t>Histórico de revisão</w:t>
+      </w:r>
+    </w:p>
+    <w:p/>
+    <w:p>
+      <w:r>
+        <w:t>| Data | Versão | Autor | Alteração |</w:t>
+      </w:r>
+    </w:p>
+    <w:p>
+      <w:r>
+        <w:t>| --- | --- | --- | --- |</w:t>
+      </w:r>
+    </w:p>
+    <w:p>
+      <w:r>
+        <w:t>| 2026-06-25 | 0.1 | JP-BR Insurance Knowledge Base | Criação inicial. |</w:t>
+      </w:r>
+    </w:p>
+    <w:p>
+      <w:r>
+        <w:t>| 2026-06-26 | 0.2 | JP-BR Insurance Knowledge Base | Inclusão de limite comercial/compliance para uso seguro em atendimento e NotebookLM. |</w:t>
+      </w:r>
+    </w:p>
+    <w:p/>
+    <w:p>
+      <w:r>
+        <w:br w:type="page"/>
+      </w:r>
+    </w:p>
+    <w:p/>
+    <w:p>
+      <w:pPr>
+        <w:pStyle w:val="Heading1"/>
+      </w:pPr>
+      <w:r>
+        <w:t>CASE-AUTO-0004 - Cliente descobre que o próprio carro não estava coberto</w:t>
+      </w:r>
+    </w:p>
+    <w:p/>
+    <w:p>
+      <w:pPr>
+        <w:pStyle w:val="Heading2"/>
+      </w:pPr>
+      <w:r>
+        <w:t>Controle</w:t>
+      </w:r>
+    </w:p>
+    <w:p/>
+    <w:p>
+      <w:pPr>
+        <w:pStyle w:val="ListBullet"/>
+      </w:pPr>
+      <w:r>
+        <w:t>Versão: 0.2</w:t>
+      </w:r>
+    </w:p>
+    <w:p>
+      <w:pPr>
+        <w:pStyle w:val="ListBullet"/>
+      </w:pPr>
+      <w:r>
+        <w:t>Data: 2026-06-25</w:t>
+      </w:r>
+    </w:p>
+    <w:p>
+      <w:pPr>
+        <w:pStyle w:val="ListBullet"/>
+      </w:pPr>
+      <w:r>
+        <w:t>Autor: JP-BR Insurance Knowledge Base</w:t>
+      </w:r>
+    </w:p>
+    <w:p>
+      <w:pPr>
+        <w:pStyle w:val="ListBullet"/>
+      </w:pPr>
+      <w:r>
+        <w:t>Histórico: Criação inicial; inclusão de limite comercial/compliance.</w:t>
+      </w:r>
+    </w:p>
+    <w:p/>
+    <w:p>
+      <w:pPr>
+        <w:pStyle w:val="Heading2"/>
+      </w:pPr>
+      <w:r>
+        <w:t>Código</w:t>
+      </w:r>
+    </w:p>
+    <w:p/>
+    <w:p>
+      <w:r>
+        <w:t>CASE-AUTO-0004</w:t>
+      </w:r>
+    </w:p>
+    <w:p/>
+    <w:p>
+      <w:pPr>
+        <w:pStyle w:val="Heading2"/>
+      </w:pPr>
+      <w:r>
+        <w:t>Produto ou categoria</w:t>
+      </w:r>
+    </w:p>
+    <w:p/>
+    <w:p>
+      <w:r>
+        <w:t>AUTO</w:t>
+      </w:r>
+    </w:p>
+    <w:p/>
+    <w:p>
+      <w:pPr>
+        <w:pStyle w:val="Heading2"/>
+      </w:pPr>
+      <w:r>
+        <w:t>Situação</w:t>
+      </w:r>
+    </w:p>
+    <w:p/>
+    <w:p>
+      <w:r>
+        <w:t>Cliente causa acidente e pergunta pelo conserto do próprio carro, mas a apólice não inclui 車両保険.</w:t>
+      </w:r>
+    </w:p>
+    <w:p/>
+    <w:p>
+      <w:pPr>
+        <w:pStyle w:val="Heading2"/>
+      </w:pPr>
+      <w:r>
+        <w:t>Problema</w:t>
+      </w:r>
+    </w:p>
+    <w:p/>
+    <w:p>
+      <w:r>
+        <w:t>Cliente acreditava que “ter seguro” significava cobrir automaticamente o próprio veículo.</w:t>
+      </w:r>
+    </w:p>
+    <w:p/>
+    <w:p>
+      <w:pPr>
+        <w:pStyle w:val="Heading2"/>
+      </w:pPr>
+      <w:r>
+        <w:t>Análise</w:t>
+      </w:r>
+    </w:p>
+    <w:p/>
+    <w:p>
+      <w:r>
+        <w:t>Sem 車両保険, o seguro pode proteger terceiros, mas não necessariamente o carro do próprio segurado. Esse ponto deve ser explicado na contratação e na renovação.</w:t>
+      </w:r>
+    </w:p>
+    <w:p/>
+    <w:p>
+      <w:pPr>
+        <w:pStyle w:val="Heading2"/>
+      </w:pPr>
+      <w:r>
+        <w:t>Orientação ao corretor</w:t>
+      </w:r>
+    </w:p>
+    <w:p/>
+    <w:p>
+      <w:r>
+        <w:t>Explicar com cuidado, sem culpar o cliente. Mostrar a diferença entre cobertura contratada e cobertura desejada.</w:t>
+      </w:r>
+    </w:p>
+    <w:p/>
+    <w:p>
+      <w:pPr>
+        <w:pStyle w:val="Heading2"/>
+      </w:pPr>
+      <w:r>
+        <w:t>Como explicar ao cliente brasileiro</w:t>
+      </w:r>
+    </w:p>
+    <w:p/>
+    <w:p>
+      <w:r>
+        <w:t>Neste contrato, existe proteção para terceiros, mas não há cobertura para o seu próprio carro. Para cobrir o conserto do seu veículo, seria necessário ter contratado 車両保険.</w:t>
+      </w:r>
+    </w:p>
+    <w:p/>
+    <w:p>
+      <w:pPr>
+        <w:pStyle w:val="Heading2"/>
+      </w:pPr>
+      <w:r>
+        <w:t>Resultado esperado</w:t>
+      </w:r>
+    </w:p>
+    <w:p/>
+    <w:p>
+      <w:r>
+        <w:t>Cliente entende a limitação da apólice e considera incluir 車両保険 na próxima contratação.</w:t>
+      </w:r>
+    </w:p>
+    <w:p/>
+    <w:p>
+      <w:pPr>
+        <w:pStyle w:val="Heading2"/>
+      </w:pPr>
+      <w:r>
+        <w:t>Limite comercial/compliance</w:t>
+      </w:r>
+    </w:p>
+    <w:p/>
+    <w:p>
+      <w:r>
+        <w:t>O corretor deve usar este caso como orientação de atendimento, sem prometer cobertura, valor, prazo de pagamento, aceitação de responsabilidade ou resultado de análise. A decisão final depende da apólice, documentos, circunstâncias do evento e avaliação da seguradora.</w:t>
+      </w:r>
+    </w:p>
+    <w:p/>
+    <w:p>
+      <w:pPr>
+        <w:pStyle w:val="Heading2"/>
+      </w:pPr>
+      <w:r>
+        <w:t>Termos relacionados</w:t>
+      </w:r>
+    </w:p>
+    <w:p/>
+    <w:p>
+      <w:pPr>
+        <w:pStyle w:val="ListBullet"/>
+      </w:pPr>
+      <w:r>
+        <w:t>AUTO-0004 - 車両保険 - Seguro do veículo</w:t>
+      </w:r>
+    </w:p>
+    <w:p>
+      <w:pPr>
+        <w:pStyle w:val="ListBullet"/>
+      </w:pPr>
+      <w:r>
         <w:t>AUTO-0001 - 自動車保険 - Seguro de automóvel</w:t>
       </w:r>
     </w:p>
+    <w:p/>
+    <w:p>
+      <w:pPr>
+        <w:pStyle w:val="Heading2"/>
+      </w:pPr>
+      <w:r>
+        <w:t>FAQs relacionadas</w:t>
+      </w:r>
+    </w:p>
+    <w:p/>
     <w:p>
       <w:pPr>
         <w:pStyle w:val="ListBullet"/>
       </w:pPr>
       <w:r>
-        <w:t>AUTO-0002 - 対人賠償保険 - Seguro contra danos pessoais a terceiros</w:t>
-      </w:r>
-    </w:p>
+        <w:t>FAQ-AUTO-0004 - O seguro cobre o conserto do meu próprio carro?</w:t>
+      </w:r>
+    </w:p>
+    <w:p/>
+    <w:p>
+      <w:pPr>
+        <w:pStyle w:val="Heading2"/>
+      </w:pPr>
+      <w:r>
+        <w:t>Diálogos relacionados</w:t>
+      </w:r>
+    </w:p>
+    <w:p/>
     <w:p>
       <w:pPr>
         <w:pStyle w:val="ListBullet"/>
       </w:pPr>
       <w:r>
-        <w:t>AUTO-0003 - 対物賠償保険 - Seguro contra danos materiais a terceiros</w:t>
-      </w:r>
-    </w:p>
+        <w:t>DIALOGUE-AUTO-0002 - Explicando cobertura do próprio veículo e pessoas no carro</w:t>
+      </w:r>
+    </w:p>
+    <w:p/>
+    <w:p>
+      <w:pPr>
+        <w:pStyle w:val="Heading2"/>
+      </w:pPr>
+      <w:r>
+        <w:t>Referências cruzadas</w:t>
+      </w:r>
+    </w:p>
+    <w:p/>
     <w:p>
       <w:pPr>
         <w:pStyle w:val="ListBullet"/>
       </w:pPr>
       <w:r>
+        <w:t>AUTO-0004</w:t>
+      </w:r>
+    </w:p>
+    <w:p>
+      <w:pPr>
+        <w:pStyle w:val="ListBullet"/>
+      </w:pPr>
+      <w:r>
+        <w:t>FAQ-AUTO-0004</w:t>
+      </w:r>
+    </w:p>
+    <w:p>
+      <w:pPr>
+        <w:pStyle w:val="ListBullet"/>
+      </w:pPr>
+      <w:r>
+        <w:t>DIALOGUE-AUTO-0002</w:t>
+      </w:r>
+    </w:p>
+    <w:p/>
+    <w:p>
+      <w:pPr>
+        <w:pStyle w:val="Heading2"/>
+      </w:pPr>
+      <w:r>
+        <w:t>Referências</w:t>
+      </w:r>
+    </w:p>
+    <w:p/>
+    <w:p>
+      <w:pPr>
+        <w:pStyle w:val="ListBullet"/>
+      </w:pPr>
+      <w:r>
+        <w:t>Documento interno: `02_MasterDictionary/AUTO/AUTO-0004.md`</w:t>
+      </w:r>
+    </w:p>
+    <w:p/>
+    <w:p>
+      <w:pPr>
+        <w:pStyle w:val="Heading2"/>
+      </w:pPr>
+      <w:r>
+        <w:t>Tags</w:t>
+      </w:r>
+    </w:p>
+    <w:p/>
+    <w:p>
+      <w:pPr>
+        <w:pStyle w:val="ListBullet"/>
+      </w:pPr>
+      <w:r>
+        <w:t>case</w:t>
+      </w:r>
+    </w:p>
+    <w:p>
+      <w:pPr>
+        <w:pStyle w:val="ListBullet"/>
+      </w:pPr>
+      <w:r>
+        <w:t>auto</w:t>
+      </w:r>
+    </w:p>
+    <w:p>
+      <w:pPr>
+        <w:pStyle w:val="ListBullet"/>
+      </w:pPr>
+      <w:r>
+        <w:t>veiculo</w:t>
+      </w:r>
+    </w:p>
+    <w:p>
+      <w:pPr>
+        <w:pStyle w:val="ListBullet"/>
+      </w:pPr>
+      <w:r>
+        <w:t>cobertura-nao-contratada</w:t>
+      </w:r>
+    </w:p>
+    <w:p/>
+    <w:p>
+      <w:pPr>
+        <w:pStyle w:val="Heading2"/>
+      </w:pPr>
+      <w:r>
+        <w:t>Veja também</w:t>
+      </w:r>
+    </w:p>
+    <w:p/>
+    <w:p>
+      <w:pPr>
+        <w:pStyle w:val="ListBullet"/>
+      </w:pPr>
+      <w:r>
+        <w:t>`02_MasterDictionary/AUTO/AUTO-0004.md`</w:t>
+      </w:r>
+    </w:p>
+    <w:p>
+      <w:pPr>
+        <w:pStyle w:val="ListBullet"/>
+      </w:pPr>
+      <w:r>
+        <w:t>`14_FAQ/AUTO/FAQ-AUTO-0004.md`</w:t>
+      </w:r>
+    </w:p>
+    <w:p/>
+    <w:p>
+      <w:pPr>
+        <w:pStyle w:val="Heading2"/>
+      </w:pPr>
+      <w:r>
+        <w:t>Histórico de revisão</w:t>
+      </w:r>
+    </w:p>
+    <w:p/>
+    <w:p>
+      <w:r>
+        <w:t>| Data | Versão | Autor | Alteração |</w:t>
+      </w:r>
+    </w:p>
+    <w:p>
+      <w:r>
+        <w:t>| --- | --- | --- | --- |</w:t>
+      </w:r>
+    </w:p>
+    <w:p>
+      <w:r>
+        <w:t>| 2026-06-25 | 0.1 | JP-BR Insurance Knowledge Base | Criação inicial. |</w:t>
+      </w:r>
+    </w:p>
+    <w:p>
+      <w:r>
+        <w:t>| 2026-06-26 | 0.2 | JP-BR Insurance Knowledge Base | Inclusão de limite comercial/compliance para uso seguro em atendimento e NotebookLM. |</w:t>
+      </w:r>
+    </w:p>
+    <w:p/>
+    <w:p>
+      <w:r>
+        <w:br w:type="page"/>
+      </w:r>
+    </w:p>
+    <w:p/>
+    <w:p>
+      <w:pPr>
+        <w:pStyle w:val="Heading1"/>
+      </w:pPr>
+      <w:r>
+        <w:t>CASE-AUTO-0005 - Passageiro se machuca em acidente</w:t>
+      </w:r>
+    </w:p>
+    <w:p/>
+    <w:p>
+      <w:pPr>
+        <w:pStyle w:val="Heading2"/>
+      </w:pPr>
+      <w:r>
+        <w:t>Controle</w:t>
+      </w:r>
+    </w:p>
+    <w:p/>
+    <w:p>
+      <w:pPr>
+        <w:pStyle w:val="ListBullet"/>
+      </w:pPr>
+      <w:r>
+        <w:t>Versão: 0.2</w:t>
+      </w:r>
+    </w:p>
+    <w:p>
+      <w:pPr>
+        <w:pStyle w:val="ListBullet"/>
+      </w:pPr>
+      <w:r>
+        <w:t>Data: 2026-06-25</w:t>
+      </w:r>
+    </w:p>
+    <w:p>
+      <w:pPr>
+        <w:pStyle w:val="ListBullet"/>
+      </w:pPr>
+      <w:r>
+        <w:t>Autor: JP-BR Insurance Knowledge Base</w:t>
+      </w:r>
+    </w:p>
+    <w:p>
+      <w:pPr>
+        <w:pStyle w:val="ListBullet"/>
+      </w:pPr>
+      <w:r>
+        <w:t>Histórico: Criação inicial; inclusão de limite comercial/compliance.</w:t>
+      </w:r>
+    </w:p>
+    <w:p/>
+    <w:p>
+      <w:pPr>
+        <w:pStyle w:val="Heading2"/>
+      </w:pPr>
+      <w:r>
+        <w:t>Código</w:t>
+      </w:r>
+    </w:p>
+    <w:p/>
+    <w:p>
+      <w:r>
+        <w:t>CASE-AUTO-0005</w:t>
+      </w:r>
+    </w:p>
+    <w:p/>
+    <w:p>
+      <w:pPr>
+        <w:pStyle w:val="Heading2"/>
+      </w:pPr>
+      <w:r>
+        <w:t>Produto ou categoria</w:t>
+      </w:r>
+    </w:p>
+    <w:p/>
+    <w:p>
+      <w:r>
+        <w:t>AUTO</w:t>
+      </w:r>
+    </w:p>
+    <w:p/>
+    <w:p>
+      <w:pPr>
+        <w:pStyle w:val="Heading2"/>
+      </w:pPr>
+      <w:r>
+        <w:t>Situação</w:t>
+      </w:r>
+    </w:p>
+    <w:p/>
+    <w:p>
+      <w:r>
+        <w:t>Passageiro dentro do veículo segurado se machuca em acidente.</w:t>
+      </w:r>
+    </w:p>
+    <w:p/>
+    <w:p>
+      <w:pPr>
+        <w:pStyle w:val="Heading2"/>
+      </w:pPr>
+      <w:r>
+        <w:t>Problema</w:t>
+      </w:r>
+    </w:p>
+    <w:p/>
+    <w:p>
+      <w:r>
+        <w:t>Cliente não sabe se deve acionar 人身傷害保険, 搭乗者傷害保険 ou cobertura contra terceiros.</w:t>
+      </w:r>
+    </w:p>
+    <w:p/>
+    <w:p>
+      <w:pPr>
+        <w:pStyle w:val="Heading2"/>
+      </w:pPr>
+      <w:r>
+        <w:t>Análise</w:t>
+      </w:r>
+    </w:p>
+    <w:p/>
+    <w:p>
+      <w:r>
+        <w:t>O caso exige verificar as coberturas para ocupantes do veículo. 人身傷害保険 e 搭乗者傷害保険 podem ser relevantes, mas têm critérios diferentes conforme a apólice.</w:t>
+      </w:r>
+    </w:p>
+    <w:p/>
+    <w:p>
+      <w:pPr>
+        <w:pStyle w:val="Heading2"/>
+      </w:pPr>
+      <w:r>
+        <w:t>Orientação ao corretor</w:t>
+      </w:r>
+    </w:p>
+    <w:p/>
+    <w:p>
+      <w:r>
+        <w:t>Confirmar quem estava no veículo, tipo de lesão, documentos médicos e coberturas contratadas. Explicar a diferença entre as duas coberturas sem simplificar demais.</w:t>
+      </w:r>
+    </w:p>
+    <w:p/>
+    <w:p>
+      <w:pPr>
+        <w:pStyle w:val="Heading2"/>
+      </w:pPr>
+      <w:r>
+        <w:t>Como explicar ao cliente brasileiro</w:t>
+      </w:r>
+    </w:p>
+    <w:p/>
+    <w:p>
+      <w:r>
+        <w:t>Como a pessoa estava dentro do carro segurado, vamos verificar as coberturas para ocupantes. Existem coberturas diferentes e cada uma tem regra própria de pagamento.</w:t>
+      </w:r>
+    </w:p>
+    <w:p/>
+    <w:p>
+      <w:pPr>
+        <w:pStyle w:val="Heading2"/>
+      </w:pPr>
+      <w:r>
+        <w:t>Resultado esperado</w:t>
+      </w:r>
+    </w:p>
+    <w:p/>
+    <w:p>
+      <w:r>
+        <w:t>Cliente entende que a análise depende das coberturas de ocupantes e dos documentos do acidente.</w:t>
+      </w:r>
+    </w:p>
+    <w:p/>
+    <w:p>
+      <w:pPr>
+        <w:pStyle w:val="Heading2"/>
+      </w:pPr>
+      <w:r>
+        <w:t>Limite comercial/compliance</w:t>
+      </w:r>
+    </w:p>
+    <w:p/>
+    <w:p>
+      <w:r>
+        <w:t>O corretor deve usar este caso como orientação de atendimento, sem prometer cobertura, valor, prazo de pagamento, aceitação de responsabilidade ou resultado de análise. A decisão final depende da apólice, documentos, circunstâncias do evento e avaliação da seguradora.</w:t>
+      </w:r>
+    </w:p>
+    <w:p/>
+    <w:p>
+      <w:pPr>
+        <w:pStyle w:val="Heading2"/>
+      </w:pPr>
+      <w:r>
+        <w:t>Termos relacionados</w:t>
+      </w:r>
+    </w:p>
+    <w:p/>
+    <w:p>
+      <w:pPr>
+        <w:pStyle w:val="ListBullet"/>
+      </w:pPr>
+      <w:r>
+        <w:t>AUTO-0005 - 人身傷害保険 - Seguro de danos corporais</w:t>
+      </w:r>
+    </w:p>
+    <w:p>
+      <w:pPr>
+        <w:pStyle w:val="ListBullet"/>
+      </w:pPr>
+      <w:r>
+        <w:t>AUTO-0006 - 搭乗者傷害保険 - Seguro de acidentes de passageiros</w:t>
+      </w:r>
+    </w:p>
+    <w:p/>
+    <w:p>
+      <w:pPr>
+        <w:pStyle w:val="Heading2"/>
+      </w:pPr>
+      <w:r>
+        <w:t>FAQs relacionadas</w:t>
+      </w:r>
+    </w:p>
+    <w:p/>
+    <w:p>
+      <w:pPr>
+        <w:pStyle w:val="ListBullet"/>
+      </w:pPr>
+      <w:r>
+        <w:t>FAQ-AUTO-0005 - Quem está protegido pelo seguro de danos corporais?</w:t>
+      </w:r>
+    </w:p>
+    <w:p>
+      <w:pPr>
+        <w:pStyle w:val="ListBullet"/>
+      </w:pPr>
+      <w:r>
+        <w:t>FAQ-AUTO-0006 - Qual é a diferença entre danos corporais e acidentes de passageiros?</w:t>
+      </w:r>
+    </w:p>
+    <w:p/>
+    <w:p>
+      <w:pPr>
+        <w:pStyle w:val="Heading2"/>
+      </w:pPr>
+      <w:r>
+        <w:t>Diálogos relacionados</w:t>
+      </w:r>
+    </w:p>
+    <w:p/>
+    <w:p>
+      <w:pPr>
+        <w:pStyle w:val="ListBullet"/>
+      </w:pPr>
+      <w:r>
+        <w:t>DIALOGUE-AUTO-0002 - Explicando cobertura do próprio veículo e pessoas no carro</w:t>
+      </w:r>
+    </w:p>
+    <w:p/>
+    <w:p>
+      <w:pPr>
+        <w:pStyle w:val="Heading2"/>
+      </w:pPr>
+      <w:r>
+        <w:t>Referências cruzadas</w:t>
+      </w:r>
+    </w:p>
+    <w:p/>
+    <w:p>
+      <w:pPr>
+        <w:pStyle w:val="ListBullet"/>
+      </w:pPr>
+      <w:r>
+        <w:t>AUTO-0005</w:t>
+      </w:r>
+    </w:p>
+    <w:p>
+      <w:pPr>
+        <w:pStyle w:val="ListBullet"/>
+      </w:pPr>
+      <w:r>
+        <w:t>AUTO-0006</w:t>
+      </w:r>
+    </w:p>
+    <w:p>
+      <w:pPr>
+        <w:pStyle w:val="ListBullet"/>
+      </w:pPr>
+      <w:r>
+        <w:t>FAQ-AUTO-0006</w:t>
+      </w:r>
+    </w:p>
+    <w:p/>
+    <w:p>
+      <w:pPr>
+        <w:pStyle w:val="Heading2"/>
+      </w:pPr>
+      <w:r>
+        <w:t>Referências</w:t>
+      </w:r>
+    </w:p>
+    <w:p/>
+    <w:p>
+      <w:pPr>
+        <w:pStyle w:val="ListBullet"/>
+      </w:pPr>
+      <w:r>
+        <w:t>Documento interno: `02_MasterDictionary/AUTO/AUTO-0005.md`</w:t>
+      </w:r>
+    </w:p>
+    <w:p>
+      <w:pPr>
+        <w:pStyle w:val="ListBullet"/>
+      </w:pPr>
+      <w:r>
+        <w:t>Documento interno: `02_MasterDictionary/AUTO/AUTO-0006.md`</w:t>
+      </w:r>
+    </w:p>
+    <w:p/>
+    <w:p>
+      <w:pPr>
+        <w:pStyle w:val="Heading2"/>
+      </w:pPr>
+      <w:r>
+        <w:t>Tags</w:t>
+      </w:r>
+    </w:p>
+    <w:p/>
+    <w:p>
+      <w:pPr>
+        <w:pStyle w:val="ListBullet"/>
+      </w:pPr>
+      <w:r>
+        <w:t>case</w:t>
+      </w:r>
+    </w:p>
+    <w:p>
+      <w:pPr>
+        <w:pStyle w:val="ListBullet"/>
+      </w:pPr>
+      <w:r>
+        <w:t>auto</w:t>
+      </w:r>
+    </w:p>
+    <w:p>
+      <w:pPr>
+        <w:pStyle w:val="ListBullet"/>
+      </w:pPr>
+      <w:r>
+        <w:t>passageiros</w:t>
+      </w:r>
+    </w:p>
+    <w:p>
+      <w:pPr>
+        <w:pStyle w:val="ListBullet"/>
+      </w:pPr>
+      <w:r>
+        <w:t>danos-corporais</w:t>
+      </w:r>
+    </w:p>
+    <w:p/>
+    <w:p>
+      <w:pPr>
+        <w:pStyle w:val="Heading2"/>
+      </w:pPr>
+      <w:r>
+        <w:t>Veja também</w:t>
+      </w:r>
+    </w:p>
+    <w:p/>
+    <w:p>
+      <w:pPr>
+        <w:pStyle w:val="ListBullet"/>
+      </w:pPr>
+      <w:r>
+        <w:t>`02_MasterDictionary/AUTO/AUTO-0005.md`</w:t>
+      </w:r>
+    </w:p>
+    <w:p>
+      <w:pPr>
+        <w:pStyle w:val="ListBullet"/>
+      </w:pPr>
+      <w:r>
+        <w:t>`02_MasterDictionary/AUTO/AUTO-0006.md`</w:t>
+      </w:r>
+    </w:p>
+    <w:p/>
+    <w:p>
+      <w:pPr>
+        <w:pStyle w:val="Heading2"/>
+      </w:pPr>
+      <w:r>
+        <w:t>Histórico de revisão</w:t>
+      </w:r>
+    </w:p>
+    <w:p/>
+    <w:p>
+      <w:r>
+        <w:t>| Data | Versão | Autor | Alteração |</w:t>
+      </w:r>
+    </w:p>
+    <w:p>
+      <w:r>
+        <w:t>| --- | --- | --- | --- |</w:t>
+      </w:r>
+    </w:p>
+    <w:p>
+      <w:r>
+        <w:t>| 2026-06-25 | 0.1 | JP-BR Insurance Knowledge Base | Criação inicial. |</w:t>
+      </w:r>
+    </w:p>
+    <w:p>
+      <w:r>
+        <w:t>| 2026-06-26 | 0.2 | JP-BR Insurance Knowledge Base | Inclusão de limite comercial/compliance para uso seguro em atendimento e NotebookLM. |</w:t>
+      </w:r>
+    </w:p>
+    <w:p/>
+    <w:p>
+      <w:r>
+        <w:br w:type="page"/>
+      </w:r>
+    </w:p>
+    <w:p/>
+    <w:p>
+      <w:pPr>
+        <w:pStyle w:val="Heading1"/>
+      </w:pPr>
+      <w:r>
+        <w:t>CASE-AUTO-0006 - Cliente escolhe franquia maior para reduzir preço</w:t>
+      </w:r>
+    </w:p>
+    <w:p/>
+    <w:p>
+      <w:pPr>
+        <w:pStyle w:val="Heading2"/>
+      </w:pPr>
+      <w:r>
+        <w:t>Controle</w:t>
+      </w:r>
+    </w:p>
+    <w:p/>
+    <w:p>
+      <w:pPr>
+        <w:pStyle w:val="ListBullet"/>
+      </w:pPr>
+      <w:r>
+        <w:t>Versão: 0.2</w:t>
+      </w:r>
+    </w:p>
+    <w:p>
+      <w:pPr>
+        <w:pStyle w:val="ListBullet"/>
+      </w:pPr>
+      <w:r>
+        <w:t>Data: 2026-06-25</w:t>
+      </w:r>
+    </w:p>
+    <w:p>
+      <w:pPr>
+        <w:pStyle w:val="ListBullet"/>
+      </w:pPr>
+      <w:r>
+        <w:t>Autor: JP-BR Insurance Knowledge Base</w:t>
+      </w:r>
+    </w:p>
+    <w:p>
+      <w:pPr>
+        <w:pStyle w:val="ListBullet"/>
+      </w:pPr>
+      <w:r>
+        <w:t>Histórico: Criação inicial; inclusão de limite comercial/compliance.</w:t>
+      </w:r>
+    </w:p>
+    <w:p/>
+    <w:p>
+      <w:pPr>
+        <w:pStyle w:val="Heading2"/>
+      </w:pPr>
+      <w:r>
+        <w:t>Código</w:t>
+      </w:r>
+    </w:p>
+    <w:p/>
+    <w:p>
+      <w:r>
+        <w:t>CASE-AUTO-0006</w:t>
+      </w:r>
+    </w:p>
+    <w:p/>
+    <w:p>
+      <w:pPr>
+        <w:pStyle w:val="Heading2"/>
+      </w:pPr>
+      <w:r>
+        <w:t>Produto ou categoria</w:t>
+      </w:r>
+    </w:p>
+    <w:p/>
+    <w:p>
+      <w:r>
+        <w:t>AUTO</w:t>
+      </w:r>
+    </w:p>
+    <w:p/>
+    <w:p>
+      <w:pPr>
+        <w:pStyle w:val="Heading2"/>
+      </w:pPr>
+      <w:r>
+        <w:t>Situação</w:t>
+      </w:r>
+    </w:p>
+    <w:p/>
+    <w:p>
+      <w:r>
+        <w:t>Cliente quer reduzir o prêmio aumentando a franquia.</w:t>
+      </w:r>
+    </w:p>
+    <w:p/>
+    <w:p>
+      <w:pPr>
+        <w:pStyle w:val="Heading2"/>
+      </w:pPr>
+      <w:r>
+        <w:t>Problema</w:t>
+      </w:r>
+    </w:p>
+    <w:p/>
+    <w:p>
+      <w:r>
+        <w:t>Cliente olha apenas o preço mensal e não considera quanto pagará em caso de sinistro.</w:t>
+      </w:r>
+    </w:p>
+    <w:p/>
+    <w:p>
+      <w:pPr>
+        <w:pStyle w:val="Heading2"/>
+      </w:pPr>
+      <w:r>
+        <w:t>Análise</w:t>
+      </w:r>
+    </w:p>
+    <w:p/>
+    <w:p>
+      <w:r>
+        <w:t>免責金額 pode influenciar o 保険料. Uma franquia maior pode reduzir o prêmio, mas aumenta a responsabilidade financeira do cliente quando usa certas coberturas.</w:t>
+      </w:r>
+    </w:p>
+    <w:p/>
+    <w:p>
+      <w:pPr>
+        <w:pStyle w:val="Heading2"/>
+      </w:pPr>
+      <w:r>
+        <w:t>Orientação ao corretor</w:t>
+      </w:r>
+    </w:p>
+    <w:p/>
+    <w:p>
+      <w:r>
+        <w:t>Apresentar pelo menos dois cenários: prêmio com franquia menor e prêmio com franquia maior. Explicar o impacto no sinistro.</w:t>
+      </w:r>
+    </w:p>
+    <w:p/>
+    <w:p>
+      <w:pPr>
+        <w:pStyle w:val="Heading2"/>
+      </w:pPr>
+      <w:r>
+        <w:t>Como explicar ao cliente brasileiro</w:t>
+      </w:r>
+    </w:p>
+    <w:p/>
+    <w:p>
+      <w:r>
+        <w:t>Se a franquia for maior, o seguro pode ficar mais barato agora. Mas se acontecer um acidente coberto, você pode pagar mais do próprio bolso. Precisamos escolher um equilíbrio.</w:t>
+      </w:r>
+    </w:p>
+    <w:p/>
+    <w:p>
+      <w:pPr>
+        <w:pStyle w:val="Heading2"/>
+      </w:pPr>
+      <w:r>
+        <w:t>Resultado esperado</w:t>
+      </w:r>
+    </w:p>
+    <w:p/>
+    <w:p>
+      <w:r>
+        <w:t>Cliente escolhe franquia entendendo o custo mensal e o custo potencial no acidente.</w:t>
+      </w:r>
+    </w:p>
+    <w:p/>
+    <w:p>
+      <w:pPr>
+        <w:pStyle w:val="Heading2"/>
+      </w:pPr>
+      <w:r>
+        <w:t>Limite comercial/compliance</w:t>
+      </w:r>
+    </w:p>
+    <w:p/>
+    <w:p>
+      <w:r>
+        <w:t>O corretor deve usar este caso como orientação de atendimento, sem prometer cobertura, valor, prazo de pagamento, aceitação de responsabilidade ou resultado de análise. A decisão final depende da apólice, documentos, circunstâncias do evento e avaliação da seguradora.</w:t>
+      </w:r>
+    </w:p>
+    <w:p/>
+    <w:p>
+      <w:pPr>
+        <w:pStyle w:val="Heading2"/>
+      </w:pPr>
+      <w:r>
+        <w:t>Termos relacionados</w:t>
+      </w:r>
+    </w:p>
+    <w:p/>
+    <w:p>
+      <w:pPr>
+        <w:pStyle w:val="ListBullet"/>
+      </w:pPr>
+      <w:r>
+        <w:t>AUTO-0007 - 免責金額 - Franquia</w:t>
+      </w:r>
+    </w:p>
+    <w:p>
+      <w:pPr>
+        <w:pStyle w:val="ListBullet"/>
+      </w:pPr>
+      <w:r>
+        <w:t>AUTO-0009 - 保険料 - Prêmio do seguro</w:t>
+      </w:r>
+    </w:p>
+    <w:p/>
+    <w:p>
+      <w:pPr>
+        <w:pStyle w:val="Heading2"/>
+      </w:pPr>
+      <w:r>
+        <w:t>FAQs relacionadas</w:t>
+      </w:r>
+    </w:p>
+    <w:p/>
+    <w:p>
+      <w:pPr>
+        <w:pStyle w:val="ListBullet"/>
+      </w:pPr>
+      <w:r>
+        <w:t>FAQ-AUTO-0007 - Quando preciso pagar franquia?</w:t>
+      </w:r>
+    </w:p>
+    <w:p>
+      <w:pPr>
+        <w:pStyle w:val="ListBullet"/>
+      </w:pPr>
+      <w:r>
+        <w:t>FAQ-AUTO-0009 - Por que o preço do seguro ficou mais alto?</w:t>
+      </w:r>
+    </w:p>
+    <w:p/>
+    <w:p>
+      <w:pPr>
+        <w:pStyle w:val="Heading2"/>
+      </w:pPr>
+      <w:r>
+        <w:t>Diálogos relacionados</w:t>
+      </w:r>
+    </w:p>
+    <w:p/>
+    <w:p>
+      <w:pPr>
+        <w:pStyle w:val="ListBullet"/>
+      </w:pPr>
+      <w:r>
+        <w:t>DIALOGUE-AUTO-0003 - Explicando franquia, classe e preço do seguro</w:t>
+      </w:r>
+    </w:p>
+    <w:p/>
+    <w:p>
+      <w:pPr>
+        <w:pStyle w:val="Heading2"/>
+      </w:pPr>
+      <w:r>
+        <w:t>Referências cruzadas</w:t>
+      </w:r>
+    </w:p>
+    <w:p/>
+    <w:p>
+      <w:pPr>
+        <w:pStyle w:val="ListBullet"/>
+      </w:pPr>
+      <w:r>
+        <w:t>AUTO-0007</w:t>
+      </w:r>
+    </w:p>
+    <w:p>
+      <w:pPr>
+        <w:pStyle w:val="ListBullet"/>
+      </w:pPr>
+      <w:r>
+        <w:t>AUTO-0009</w:t>
+      </w:r>
+    </w:p>
+    <w:p>
+      <w:pPr>
+        <w:pStyle w:val="ListBullet"/>
+      </w:pPr>
+      <w:r>
+        <w:t>FAQ-AUTO-0007</w:t>
+      </w:r>
+    </w:p>
+    <w:p/>
+    <w:p>
+      <w:pPr>
+        <w:pStyle w:val="Heading2"/>
+      </w:pPr>
+      <w:r>
+        <w:t>Referências</w:t>
+      </w:r>
+    </w:p>
+    <w:p/>
+    <w:p>
+      <w:pPr>
+        <w:pStyle w:val="ListBullet"/>
+      </w:pPr>
+      <w:r>
+        <w:t>Documento interno: `02_MasterDictionary/AUTO/AUTO-0007.md`</w:t>
+      </w:r>
+    </w:p>
+    <w:p/>
+    <w:p>
+      <w:pPr>
+        <w:pStyle w:val="Heading2"/>
+      </w:pPr>
+      <w:r>
+        <w:t>Tags</w:t>
+      </w:r>
+    </w:p>
+    <w:p/>
+    <w:p>
+      <w:pPr>
+        <w:pStyle w:val="ListBullet"/>
+      </w:pPr>
+      <w:r>
+        <w:t>case</w:t>
+      </w:r>
+    </w:p>
+    <w:p>
+      <w:pPr>
+        <w:pStyle w:val="ListBullet"/>
+      </w:pPr>
+      <w:r>
+        <w:t>auto</w:t>
+      </w:r>
+    </w:p>
+    <w:p>
+      <w:pPr>
+        <w:pStyle w:val="ListBullet"/>
+      </w:pPr>
+      <w:r>
+        <w:t>franquia</w:t>
+      </w:r>
+    </w:p>
+    <w:p>
+      <w:pPr>
+        <w:pStyle w:val="ListBullet"/>
+      </w:pPr>
+      <w:r>
+        <w:t>preco</w:t>
+      </w:r>
+    </w:p>
+    <w:p/>
+    <w:p>
+      <w:pPr>
+        <w:pStyle w:val="Heading2"/>
+      </w:pPr>
+      <w:r>
+        <w:t>Veja também</w:t>
+      </w:r>
+    </w:p>
+    <w:p/>
+    <w:p>
+      <w:pPr>
+        <w:pStyle w:val="ListBullet"/>
+      </w:pPr>
+      <w:r>
+        <w:t>`02_MasterDictionary/AUTO/AUTO-0007.md`</w:t>
+      </w:r>
+    </w:p>
+    <w:p>
+      <w:pPr>
+        <w:pStyle w:val="ListBullet"/>
+      </w:pPr>
+      <w:r>
+        <w:t>`02_MasterDictionary/AUTO/AUTO-0009.md`</w:t>
+      </w:r>
+    </w:p>
+    <w:p/>
+    <w:p>
+      <w:pPr>
+        <w:pStyle w:val="Heading2"/>
+      </w:pPr>
+      <w:r>
+        <w:t>Histórico de revisão</w:t>
+      </w:r>
+    </w:p>
+    <w:p/>
+    <w:p>
+      <w:r>
+        <w:t>| Data | Versão | Autor | Alteração |</w:t>
+      </w:r>
+    </w:p>
+    <w:p>
+      <w:r>
+        <w:t>| --- | --- | --- | --- |</w:t>
+      </w:r>
+    </w:p>
+    <w:p>
+      <w:r>
+        <w:t>| 2026-06-25 | 0.1 | JP-BR Insurance Knowledge Base | Criação inicial. |</w:t>
+      </w:r>
+    </w:p>
+    <w:p>
+      <w:r>
+        <w:t>| 2026-06-26 | 0.2 | JP-BR Insurance Knowledge Base | Inclusão de limite comercial/compliance para uso seguro em atendimento e NotebookLM. |</w:t>
+      </w:r>
+    </w:p>
+    <w:p/>
+    <w:p>
+      <w:r>
+        <w:br w:type="page"/>
+      </w:r>
+    </w:p>
+    <w:p/>
+    <w:p>
+      <w:pPr>
+        <w:pStyle w:val="Heading1"/>
+      </w:pPr>
+      <w:r>
+        <w:t>CASE-AUTO-0007 - Renovação com aumento do prêmio por mudança de classe</w:t>
+      </w:r>
+    </w:p>
+    <w:p/>
+    <w:p>
+      <w:pPr>
+        <w:pStyle w:val="Heading2"/>
+      </w:pPr>
+      <w:r>
+        <w:t>Controle</w:t>
+      </w:r>
+    </w:p>
+    <w:p/>
+    <w:p>
+      <w:pPr>
+        <w:pStyle w:val="ListBullet"/>
+      </w:pPr>
+      <w:r>
+        <w:t>Versão: 0.2</w:t>
+      </w:r>
+    </w:p>
+    <w:p>
+      <w:pPr>
+        <w:pStyle w:val="ListBullet"/>
+      </w:pPr>
+      <w:r>
+        <w:t>Data: 2026-06-25</w:t>
+      </w:r>
+    </w:p>
+    <w:p>
+      <w:pPr>
+        <w:pStyle w:val="ListBullet"/>
+      </w:pPr>
+      <w:r>
+        <w:t>Autor: JP-BR Insurance Knowledge Base</w:t>
+      </w:r>
+    </w:p>
+    <w:p>
+      <w:pPr>
+        <w:pStyle w:val="ListBullet"/>
+      </w:pPr>
+      <w:r>
+        <w:t>Histórico: Criação inicial; inclusão de limite comercial/compliance.</w:t>
+      </w:r>
+    </w:p>
+    <w:p/>
+    <w:p>
+      <w:pPr>
+        <w:pStyle w:val="Heading2"/>
+      </w:pPr>
+      <w:r>
+        <w:t>Código</w:t>
+      </w:r>
+    </w:p>
+    <w:p/>
+    <w:p>
+      <w:r>
+        <w:t>CASE-AUTO-0007</w:t>
+      </w:r>
+    </w:p>
+    <w:p/>
+    <w:p>
+      <w:pPr>
+        <w:pStyle w:val="Heading2"/>
+      </w:pPr>
+      <w:r>
+        <w:t>Produto ou categoria</w:t>
+      </w:r>
+    </w:p>
+    <w:p/>
+    <w:p>
+      <w:r>
+        <w:t>AUTO</w:t>
+      </w:r>
+    </w:p>
+    <w:p/>
+    <w:p>
+      <w:pPr>
+        <w:pStyle w:val="Heading2"/>
+      </w:pPr>
+      <w:r>
+        <w:t>Situação</w:t>
+      </w:r>
+    </w:p>
+    <w:p/>
+    <w:p>
+      <w:r>
+        <w:t>Cliente recebe renovação com preço maior após uso do seguro.</w:t>
+      </w:r>
+    </w:p>
+    <w:p/>
+    <w:p>
+      <w:pPr>
+        <w:pStyle w:val="Heading2"/>
+      </w:pPr>
+      <w:r>
+        <w:t>Problema</w:t>
+      </w:r>
+    </w:p>
+    <w:p/>
+    <w:p>
+      <w:r>
+        <w:t>Cliente acredita que o aumento é injustificado porque já paga seguro.</w:t>
+      </w:r>
+    </w:p>
+    <w:p/>
+    <w:p>
+      <w:pPr>
+        <w:pStyle w:val="Heading2"/>
+      </w:pPr>
+      <w:r>
+        <w:t>Análise</w:t>
+      </w:r>
+    </w:p>
+    <w:p/>
+    <w:p>
+      <w:r>
+        <w:t>等級 pode mudar após sinistro e afetar 保険料. O corretor precisa explicar que o uso do seguro pode alterar a classe e influenciar o prêmio futuro.</w:t>
+      </w:r>
+    </w:p>
+    <w:p/>
+    <w:p>
+      <w:pPr>
+        <w:pStyle w:val="Heading2"/>
+      </w:pPr>
+      <w:r>
+        <w:t>Orientação ao corretor</w:t>
+      </w:r>
+    </w:p>
+    <w:p/>
+    <w:p>
+      <w:r>
+        <w:t>Comparar a classe anterior e a nova classe. Explicar o impacto de forma visual ou numérica, se possível.</w:t>
+      </w:r>
+    </w:p>
+    <w:p/>
+    <w:p>
+      <w:pPr>
+        <w:pStyle w:val="Heading2"/>
+      </w:pPr>
+      <w:r>
+        <w:t>Como explicar ao cliente brasileiro</w:t>
+      </w:r>
+    </w:p>
+    <w:p/>
+    <w:p>
+      <w:r>
+        <w:t>Quando o seguro é usado, a classe pode mudar. Essa classe influencia o preço da renovação. Por isso, mesmo tendo seguro, o valor pode subir no ano seguinte.</w:t>
+      </w:r>
+    </w:p>
+    <w:p/>
+    <w:p>
+      <w:pPr>
+        <w:pStyle w:val="Heading2"/>
+      </w:pPr>
+      <w:r>
+        <w:t>Resultado esperado</w:t>
+      </w:r>
+    </w:p>
+    <w:p/>
+    <w:p>
+      <w:r>
+        <w:t>Cliente entende a relação entre sinistro, classe e prêmio de renovação.</w:t>
+      </w:r>
+    </w:p>
+    <w:p/>
+    <w:p>
+      <w:pPr>
+        <w:pStyle w:val="Heading2"/>
+      </w:pPr>
+      <w:r>
+        <w:t>Limite comercial/compliance</w:t>
+      </w:r>
+    </w:p>
+    <w:p/>
+    <w:p>
+      <w:r>
+        <w:t>O corretor deve usar este caso como orientação de atendimento, sem prometer cobertura, valor, prazo de pagamento, aceitação de responsabilidade ou resultado de análise. A decisão final depende da apólice, documentos, circunstâncias do evento e avaliação da seguradora.</w:t>
+      </w:r>
+    </w:p>
+    <w:p/>
+    <w:p>
+      <w:pPr>
+        <w:pStyle w:val="Heading2"/>
+      </w:pPr>
+      <w:r>
+        <w:t>Termos relacionados</w:t>
+      </w:r>
+    </w:p>
+    <w:p/>
+    <w:p>
+      <w:pPr>
+        <w:pStyle w:val="ListBullet"/>
+      </w:pPr>
+      <w:r>
+        <w:t>AUTO-0008 - 等級 - Classe de bônus/malus</w:t>
+      </w:r>
+    </w:p>
+    <w:p>
+      <w:pPr>
+        <w:pStyle w:val="ListBullet"/>
+      </w:pPr>
+      <w:r>
+        <w:t>AUTO-0009 - 保険料 - Prêmio do seguro</w:t>
+      </w:r>
+    </w:p>
+    <w:p>
+      <w:pPr>
+        <w:pStyle w:val="ListBullet"/>
+      </w:pPr>
+      <w:r>
+        <w:t>AUTO-0010 - 保険金 - Indenização do seguro</w:t>
+      </w:r>
+    </w:p>
+    <w:p/>
+    <w:p>
+      <w:pPr>
+        <w:pStyle w:val="Heading2"/>
+      </w:pPr>
+      <w:r>
+        <w:t>FAQs relacionadas</w:t>
+      </w:r>
+    </w:p>
+    <w:p/>
+    <w:p>
+      <w:pPr>
+        <w:pStyle w:val="ListBullet"/>
+      </w:pPr>
+      <w:r>
+        <w:t>FAQ-AUTO-0008 - Por que o preço muda quando a classe muda?</w:t>
+      </w:r>
+    </w:p>
+    <w:p>
+      <w:pPr>
+        <w:pStyle w:val="ListBullet"/>
+      </w:pPr>
+      <w:r>
+        <w:t>FAQ-AUTO-0009 - Por que o preço do seguro ficou mais alto?</w:t>
+      </w:r>
+    </w:p>
+    <w:p/>
+    <w:p>
+      <w:pPr>
+        <w:pStyle w:val="Heading2"/>
+      </w:pPr>
+      <w:r>
+        <w:t>Diálogos relacionados</w:t>
+      </w:r>
+    </w:p>
+    <w:p/>
+    <w:p>
+      <w:pPr>
+        <w:pStyle w:val="ListBullet"/>
+      </w:pPr>
+      <w:r>
+        <w:t>DIALOGUE-AUTO-0003 - Explicando franquia, classe e preço do seguro</w:t>
+      </w:r>
+    </w:p>
+    <w:p/>
+    <w:p>
+      <w:pPr>
+        <w:pStyle w:val="Heading2"/>
+      </w:pPr>
+      <w:r>
+        <w:t>Referências cruzadas</w:t>
+      </w:r>
+    </w:p>
+    <w:p/>
+    <w:p>
+      <w:pPr>
+        <w:pStyle w:val="ListBullet"/>
+      </w:pPr>
+      <w:r>
+        <w:t>AUTO-0008</w:t>
+      </w:r>
+    </w:p>
+    <w:p>
+      <w:pPr>
+        <w:pStyle w:val="ListBullet"/>
+      </w:pPr>
+      <w:r>
+        <w:t>AUTO-0009</w:t>
+      </w:r>
+    </w:p>
+    <w:p>
+      <w:pPr>
+        <w:pStyle w:val="ListBullet"/>
+      </w:pPr>
+      <w:r>
+        <w:t>FAQ-AUTO-0008</w:t>
+      </w:r>
+    </w:p>
+    <w:p/>
+    <w:p>
+      <w:pPr>
+        <w:pStyle w:val="Heading2"/>
+      </w:pPr>
+      <w:r>
+        <w:t>Referências</w:t>
+      </w:r>
+    </w:p>
+    <w:p/>
+    <w:p>
+      <w:pPr>
+        <w:pStyle w:val="ListBullet"/>
+      </w:pPr>
+      <w:r>
+        <w:t>Documento interno: `02_MasterDictionary/AUTO/AUTO-0008.md`</w:t>
+      </w:r>
+    </w:p>
+    <w:p/>
+    <w:p>
+      <w:pPr>
+        <w:pStyle w:val="Heading2"/>
+      </w:pPr>
+      <w:r>
+        <w:t>Tags</w:t>
+      </w:r>
+    </w:p>
+    <w:p/>
+    <w:p>
+      <w:pPr>
+        <w:pStyle w:val="ListBullet"/>
+      </w:pPr>
+      <w:r>
+        <w:t>case</w:t>
+      </w:r>
+    </w:p>
+    <w:p>
+      <w:pPr>
+        <w:pStyle w:val="ListBullet"/>
+      </w:pPr>
+      <w:r>
+        <w:t>auto</w:t>
+      </w:r>
+    </w:p>
+    <w:p>
+      <w:pPr>
+        <w:pStyle w:val="ListBullet"/>
+      </w:pPr>
+      <w:r>
+        <w:t>renovacao</w:t>
+      </w:r>
+    </w:p>
+    <w:p>
+      <w:pPr>
+        <w:pStyle w:val="ListBullet"/>
+      </w:pPr>
+      <w:r>
+        <w:t>classe</w:t>
+      </w:r>
+    </w:p>
+    <w:p>
+      <w:pPr>
+        <w:pStyle w:val="ListBullet"/>
+      </w:pPr>
+      <w:r>
+        <w:t>premio</w:t>
+      </w:r>
+    </w:p>
+    <w:p/>
+    <w:p>
+      <w:pPr>
+        <w:pStyle w:val="Heading2"/>
+      </w:pPr>
+      <w:r>
+        <w:t>Veja também</w:t>
+      </w:r>
+    </w:p>
+    <w:p/>
+    <w:p>
+      <w:pPr>
+        <w:pStyle w:val="ListBullet"/>
+      </w:pPr>
+      <w:r>
+        <w:t>`02_MasterDictionary/AUTO/AUTO-0008.md`</w:t>
+      </w:r>
+    </w:p>
+    <w:p>
+      <w:pPr>
+        <w:pStyle w:val="ListBullet"/>
+      </w:pPr>
+      <w:r>
+        <w:t>`02_MasterDictionary/AUTO/AUTO-0009.md`</w:t>
+      </w:r>
+    </w:p>
+    <w:p/>
+    <w:p>
+      <w:pPr>
+        <w:pStyle w:val="Heading2"/>
+      </w:pPr>
+      <w:r>
+        <w:t>Histórico de revisão</w:t>
+      </w:r>
+    </w:p>
+    <w:p/>
+    <w:p>
+      <w:r>
+        <w:t>| Data | Versão | Autor | Alteração |</w:t>
+      </w:r>
+    </w:p>
+    <w:p>
+      <w:r>
+        <w:t>| --- | --- | --- | --- |</w:t>
+      </w:r>
+    </w:p>
+    <w:p>
+      <w:r>
+        <w:t>| 2026-06-25 | 0.1 | JP-BR Insurance Knowledge Base | Criação inicial. |</w:t>
+      </w:r>
+    </w:p>
+    <w:p>
+      <w:r>
+        <w:t>| 2026-06-26 | 0.2 | JP-BR Insurance Knowledge Base | Inclusão de limite comercial/compliance para uso seguro em atendimento e NotebookLM. |</w:t>
+      </w:r>
+    </w:p>
+    <w:p/>
+    <w:p>
+      <w:r>
+        <w:br w:type="page"/>
+      </w:r>
+    </w:p>
+    <w:p/>
+    <w:p>
+      <w:pPr>
+        <w:pStyle w:val="Heading1"/>
+      </w:pPr>
+      <w:r>
+        <w:t>CASE-AUTO-0008 - Cliente pergunta quando receberá a indenização</w:t>
+      </w:r>
+    </w:p>
+    <w:p/>
+    <w:p>
+      <w:pPr>
+        <w:pStyle w:val="Heading2"/>
+      </w:pPr>
+      <w:r>
+        <w:t>Controle</w:t>
+      </w:r>
+    </w:p>
+    <w:p/>
+    <w:p>
+      <w:pPr>
+        <w:pStyle w:val="ListBullet"/>
+      </w:pPr>
+      <w:r>
+        <w:t>Versão: 0.2</w:t>
+      </w:r>
+    </w:p>
+    <w:p>
+      <w:pPr>
+        <w:pStyle w:val="ListBullet"/>
+      </w:pPr>
+      <w:r>
+        <w:t>Data: 2026-06-25</w:t>
+      </w:r>
+    </w:p>
+    <w:p>
+      <w:pPr>
+        <w:pStyle w:val="ListBullet"/>
+      </w:pPr>
+      <w:r>
+        <w:t>Autor: JP-BR Insurance Knowledge Base</w:t>
+      </w:r>
+    </w:p>
+    <w:p>
+      <w:pPr>
+        <w:pStyle w:val="ListBullet"/>
+      </w:pPr>
+      <w:r>
+        <w:t>Histórico: Criação inicial; inclusão de limite comercial/compliance.</w:t>
+      </w:r>
+    </w:p>
+    <w:p/>
+    <w:p>
+      <w:pPr>
+        <w:pStyle w:val="Heading2"/>
+      </w:pPr>
+      <w:r>
+        <w:t>Código</w:t>
+      </w:r>
+    </w:p>
+    <w:p/>
+    <w:p>
+      <w:r>
+        <w:t>CASE-AUTO-0008</w:t>
+      </w:r>
+    </w:p>
+    <w:p/>
+    <w:p>
+      <w:pPr>
+        <w:pStyle w:val="Heading2"/>
+      </w:pPr>
+      <w:r>
+        <w:t>Produto ou categoria</w:t>
+      </w:r>
+    </w:p>
+    <w:p/>
+    <w:p>
+      <w:r>
+        <w:t>AUTO</w:t>
+      </w:r>
+    </w:p>
+    <w:p/>
+    <w:p>
+      <w:pPr>
+        <w:pStyle w:val="Heading2"/>
+      </w:pPr>
+      <w:r>
+        <w:t>Situação</w:t>
+      </w:r>
+    </w:p>
+    <w:p/>
+    <w:p>
+      <w:r>
+        <w:t>Cliente teve acidente e quer saber quando a seguradora pagará.</w:t>
+      </w:r>
+    </w:p>
+    <w:p/>
+    <w:p>
+      <w:pPr>
+        <w:pStyle w:val="Heading2"/>
+      </w:pPr>
+      <w:r>
+        <w:t>Problema</w:t>
+      </w:r>
+    </w:p>
+    <w:p/>
+    <w:p>
+      <w:r>
+        <w:t>Cliente espera resposta imediata de valor e prazo, mas o processo depende de análise.</w:t>
+      </w:r>
+    </w:p>
+    <w:p/>
+    <w:p>
+      <w:pPr>
+        <w:pStyle w:val="Heading2"/>
+      </w:pPr>
+      <w:r>
+        <w:t>Análise</w:t>
+      </w:r>
+    </w:p>
+    <w:p/>
+    <w:p>
+      <w:r>
+        <w:t>保険金 depende de evento coberto, documentos, análise do acidente, cobertura, eventual franquia e condições da apólice.</w:t>
+      </w:r>
+    </w:p>
+    <w:p/>
+    <w:p>
+      <w:pPr>
+        <w:pStyle w:val="Heading2"/>
+      </w:pPr>
+      <w:r>
+        <w:t>Orientação ao corretor</w:t>
+      </w:r>
+    </w:p>
+    <w:p/>
+    <w:p>
+      <w:r>
+        <w:t>Explicar etapas: comunicação do sinistro, coleta de documentos, análise, confirmação de cobertura e pagamento quando aprovado.</w:t>
+      </w:r>
+    </w:p>
+    <w:p/>
+    <w:p>
+      <w:pPr>
+        <w:pStyle w:val="Heading2"/>
+      </w:pPr>
+      <w:r>
+        <w:t>Como explicar ao cliente brasileiro</w:t>
+      </w:r>
+    </w:p>
+    <w:p/>
+    <w:p>
+      <w:r>
+        <w:t>A indenização não é confirmada automaticamente no primeiro contato. A seguradora precisa verificar o acidente, os documentos e as condições do contrato. Depois da análise, ela informa se há pagamento, valor e prazo.</w:t>
+      </w:r>
+    </w:p>
+    <w:p/>
+    <w:p>
+      <w:pPr>
+        <w:pStyle w:val="Heading2"/>
+      </w:pPr>
+      <w:r>
+        <w:t>Resultado esperado</w:t>
+      </w:r>
+    </w:p>
+    <w:p/>
+    <w:p>
+      <w:r>
+        <w:t>Cliente entende o processo e sabe quais informações/documentos precisa providenciar.</w:t>
+      </w:r>
+    </w:p>
+    <w:p/>
+    <w:p>
+      <w:pPr>
+        <w:pStyle w:val="Heading2"/>
+      </w:pPr>
+      <w:r>
+        <w:t>Limite comercial/compliance</w:t>
+      </w:r>
+    </w:p>
+    <w:p/>
+    <w:p>
+      <w:r>
+        <w:t>O corretor deve usar este caso como orientação de atendimento, sem prometer cobertura, valor, prazo de pagamento, aceitação de responsabilidade ou resultado de análise. A decisão final depende da apólice, documentos, circunstâncias do evento e avaliação da seguradora.</w:t>
+      </w:r>
+    </w:p>
+    <w:p/>
+    <w:p>
+      <w:pPr>
+        <w:pStyle w:val="Heading2"/>
+      </w:pPr>
+      <w:r>
+        <w:t>Termos relacionados</w:t>
+      </w:r>
+    </w:p>
+    <w:p/>
+    <w:p>
+      <w:pPr>
+        <w:pStyle w:val="ListBullet"/>
+      </w:pPr>
+      <w:r>
+        <w:t>AUTO-0010 - 保険金 - Indenização do seguro</w:t>
+      </w:r>
+    </w:p>
+    <w:p>
+      <w:pPr>
+        <w:pStyle w:val="ListBullet"/>
+      </w:pPr>
+      <w:r>
+        <w:t>AUTO-0007 - 免責金額 - Franquia</w:t>
+      </w:r>
+    </w:p>
+    <w:p>
+      <w:pPr>
+        <w:pStyle w:val="ListBullet"/>
+      </w:pPr>
+      <w:r>
         <w:t>AUTO-0004 - 車両保険 - Seguro do veículo</w:t>
       </w:r>
     </w:p>
+    <w:p/>
     <w:p>
       <w:pPr>
         <w:pStyle w:val="Heading2"/>
@@ -215,14 +3214,24 @@
         <w:t>FAQs relacionadas</w:t>
       </w:r>
     </w:p>
+    <w:p/>
     <w:p>
       <w:pPr>
         <w:pStyle w:val="ListBullet"/>
       </w:pPr>
       <w:r>
-        <w:t>FAQ-AUTO-0001 - O que o seguro de automóvel cobre no Japão?</w:t>
-      </w:r>
-    </w:p>
+        <w:t>FAQ-AUTO-0010 - Quando a seguradora paga a indenização?</w:t>
+      </w:r>
+    </w:p>
+    <w:p>
+      <w:pPr>
+        <w:pStyle w:val="ListBullet"/>
+      </w:pPr>
+      <w:r>
+        <w:t>FAQ-AUTO-0007 - Quando preciso pagar franquia?</w:t>
+      </w:r>
+    </w:p>
+    <w:p/>
     <w:p>
       <w:pPr>
         <w:pStyle w:val="Heading2"/>
@@ -231,14 +3240,16 @@
         <w:t>Diálogos relacionados</w:t>
       </w:r>
     </w:p>
+    <w:p/>
     <w:p>
       <w:pPr>
         <w:pStyle w:val="ListBullet"/>
       </w:pPr>
       <w:r>
-        <w:t>DIALOGUE-AUTO-0001 - Explicando coberturas básicas contra terceiros</w:t>
-      </w:r>
-    </w:p>
+        <w:t>DIALOGUE-AUTO-0004 - Explicando o processo de indenização</w:t>
+      </w:r>
+    </w:p>
+    <w:p/>
     <w:p>
       <w:pPr>
         <w:pStyle w:val="Heading2"/>
@@ -247,12 +3258,13 @@
         <w:t>Referências cruzadas</w:t>
       </w:r>
     </w:p>
+    <w:p/>
     <w:p>
       <w:pPr>
         <w:pStyle w:val="ListBullet"/>
       </w:pPr>
       <w:r>
-        <w:t>AUTO-0001</w:t>
+        <w:t>AUTO-0010</w:t>
       </w:r>
     </w:p>
     <w:p>
@@ -260,7 +3272,7 @@
         <w:pStyle w:val="ListBullet"/>
       </w:pPr>
       <w:r>
-        <w:t>FAQ-AUTO-0001</w:t>
+        <w:t>FAQ-AUTO-0010</w:t>
       </w:r>
     </w:p>
     <w:p>
@@ -268,9 +3280,10 @@
         <w:pStyle w:val="ListBullet"/>
       </w:pPr>
       <w:r>
-        <w:t>DIALOGUE-AUTO-0001</w:t>
-      </w:r>
-    </w:p>
+        <w:t>DIALOGUE-AUTO-0004</w:t>
+      </w:r>
+    </w:p>
+    <w:p/>
     <w:p>
       <w:pPr>
         <w:pStyle w:val="Heading2"/>
@@ -279,14 +3292,16 @@
         <w:t>Referências</w:t>
       </w:r>
     </w:p>
+    <w:p/>
     <w:p>
       <w:pPr>
         <w:pStyle w:val="ListBullet"/>
       </w:pPr>
       <w:r>
-        <w:t>Documento interno: `02_MasterDictionary/AUTO/AUTO-0001.md`</w:t>
-      </w:r>
-    </w:p>
+        <w:t>Documento interno: `02_MasterDictionary/AUTO/AUTO-0010.md`</w:t>
+      </w:r>
+    </w:p>
+    <w:p/>
     <w:p>
       <w:pPr>
         <w:pStyle w:val="Heading2"/>
@@ -295,6 +3310,7 @@
         <w:t>Tags</w:t>
       </w:r>
     </w:p>
+    <w:p/>
     <w:p>
       <w:pPr>
         <w:pStyle w:val="ListBullet"/>
@@ -316,7 +3332,7 @@
         <w:pStyle w:val="ListBullet"/>
       </w:pPr>
       <w:r>
-        <w:t>cobertura</w:t>
+        <w:t>indenizacao</w:t>
       </w:r>
     </w:p>
     <w:p>
@@ -324,9 +3340,10 @@
         <w:pStyle w:val="ListBullet"/>
       </w:pPr>
       <w:r>
-        <w:t>atendimento-inicial</w:t>
-      </w:r>
-    </w:p>
+        <w:t>sinistro</w:t>
+      </w:r>
+    </w:p>
+    <w:p/>
     <w:p>
       <w:pPr>
         <w:pStyle w:val="Heading2"/>
@@ -335,12 +3352,13 @@
         <w:t>Veja também</w:t>
       </w:r>
     </w:p>
+    <w:p/>
     <w:p>
       <w:pPr>
         <w:pStyle w:val="ListBullet"/>
       </w:pPr>
       <w:r>
-        <w:t>`02_MasterDictionary/AUTO/AUTO-0001.md`</w:t>
+        <w:t>`02_MasterDictionary/AUTO/AUTO-0010.md`</w:t>
       </w:r>
     </w:p>
     <w:p>
@@ -348,9 +3366,10 @@
         <w:pStyle w:val="ListBullet"/>
       </w:pPr>
       <w:r>
-        <w:t>`14_FAQ/AUTO/FAQ-AUTO-0001.md`</w:t>
-      </w:r>
-    </w:p>
+        <w:t>`14_FAQ/AUTO/FAQ-AUTO-0010.md`</w:t>
+      </w:r>
+    </w:p>
+    <w:p/>
     <w:p>
       <w:pPr>
         <w:pStyle w:val="Heading2"/>
@@ -359,2652 +3378,55 @@
         <w:t>Histórico de revisão</w:t>
       </w:r>
     </w:p>
-    <w:p>
-      <w:r>
-        <w:rPr>
-          <w:rFonts w:ascii="Courier New" w:hAnsi="Courier New"/>
-          <w:sz w:val="17"/>
-        </w:rPr>
+    <w:p/>
+    <w:p>
+      <w:r>
         <w:t>| Data | Versão | Autor | Alteração |</w:t>
       </w:r>
     </w:p>
     <w:p>
       <w:r>
-        <w:rPr>
-          <w:rFonts w:ascii="Courier New" w:hAnsi="Courier New"/>
-          <w:sz w:val="17"/>
-        </w:rPr>
         <w:t>| --- | --- | --- | --- |</w:t>
       </w:r>
     </w:p>
     <w:p>
       <w:r>
-        <w:rPr>
-          <w:rFonts w:ascii="Courier New" w:hAnsi="Courier New"/>
-          <w:sz w:val="17"/>
-        </w:rPr>
         <w:t>| 2026-06-25 | 0.1 | JP-BR Insurance Knowledge Base | Criação inicial. |</w:t>
       </w:r>
     </w:p>
     <w:p>
       <w:r>
-        <w:br w:type="page"/>
-      </w:r>
-    </w:p>
-    <w:p>
-      <w:pPr>
-        <w:pStyle w:val="Heading1"/>
-      </w:pPr>
-      <w:r>
-        <w:t>CASE-AUTO-0002 - Acidente com ferimento de terceiro</w:t>
-      </w:r>
-    </w:p>
+        <w:t>| 2026-06-26 | 0.2 | JP-BR Insurance Knowledge Base | Inclusão de limite comercial/compliance para uso seguro em atendimento e NotebookLM. |</w:t>
+      </w:r>
+    </w:p>
+    <w:p/>
     <w:p>
       <w:pPr>
         <w:pStyle w:val="Heading2"/>
       </w:pPr>
       <w:r>
-        <w:t>Controle</w:t>
-      </w:r>
-    </w:p>
-    <w:p>
-      <w:pPr>
-        <w:pStyle w:val="ListBullet"/>
-      </w:pPr>
-      <w:r>
-        <w:t>Versão: 0.1</w:t>
-      </w:r>
-    </w:p>
-    <w:p>
-      <w:pPr>
-        <w:pStyle w:val="ListBullet"/>
-      </w:pPr>
-      <w:r>
-        <w:t>Data: 2026-06-25</w:t>
-      </w:r>
-    </w:p>
-    <w:p>
-      <w:pPr>
-        <w:pStyle w:val="ListBullet"/>
-      </w:pPr>
-      <w:r>
-        <w:t>Autor: JP-BR Insurance Knowledge Base</w:t>
-      </w:r>
-    </w:p>
-    <w:p>
-      <w:pPr>
-        <w:pStyle w:val="ListBullet"/>
-      </w:pPr>
-      <w:r>
-        <w:t>Histórico: Criação inicial.</w:t>
-      </w:r>
-    </w:p>
-    <w:p>
-      <w:pPr>
-        <w:pStyle w:val="Heading2"/>
-      </w:pPr>
-      <w:r>
-        <w:t>Código</w:t>
-      </w:r>
-    </w:p>
-    <w:p>
-      <w:r>
-        <w:t>CASE-AUTO-0002</w:t>
-      </w:r>
-    </w:p>
-    <w:p>
-      <w:pPr>
-        <w:pStyle w:val="Heading2"/>
-      </w:pPr>
-      <w:r>
-        <w:t>Produto ou categoria</w:t>
-      </w:r>
-    </w:p>
-    <w:p>
-      <w:r>
-        <w:t>AUTO</w:t>
-      </w:r>
-    </w:p>
-    <w:p>
-      <w:pPr>
-        <w:pStyle w:val="Heading2"/>
-      </w:pPr>
-      <w:r>
-        <w:t>Situação</w:t>
-      </w:r>
-    </w:p>
-    <w:p>
-      <w:r>
-        <w:t>Cliente causou acidente e uma pessoa de outro veículo ficou ferida.</w:t>
-      </w:r>
-    </w:p>
-    <w:p>
-      <w:pPr>
-        <w:pStyle w:val="Heading2"/>
-      </w:pPr>
-      <w:r>
-        <w:t>Problema</w:t>
-      </w:r>
-    </w:p>
-    <w:p>
-      <w:r>
-        <w:t>Cliente pergunta se o seguro “paga tudo” e espera uma resposta imediata.</w:t>
-      </w:r>
-    </w:p>
-    <w:p>
-      <w:pPr>
-        <w:pStyle w:val="Heading2"/>
-      </w:pPr>
-      <w:r>
-        <w:t>Análise</w:t>
-      </w:r>
-    </w:p>
-    <w:p>
-      <w:r>
-        <w:t>O caso envolve 対人賠償保険. A cobertura pode tratar de danos pessoais de terceiros, mas o pagamento depende da análise do acidente, responsabilidade, documentos e condições da apólice.</w:t>
-      </w:r>
-    </w:p>
-    <w:p>
-      <w:pPr>
-        <w:pStyle w:val="Heading2"/>
-      </w:pPr>
-      <w:r>
-        <w:t>Orientação ao corretor</w:t>
-      </w:r>
-    </w:p>
-    <w:p>
-      <w:r>
-        <w:t>Orientar o cliente a comunicar o acidente corretamente, reunir informações e não prometer valor ou prazo antes da análise da seguradora.</w:t>
-      </w:r>
-    </w:p>
-    <w:p>
-      <w:pPr>
-        <w:pStyle w:val="Heading2"/>
-      </w:pPr>
-      <w:r>
-        <w:t>Como explicar ao cliente brasileiro</w:t>
-      </w:r>
-    </w:p>
-    <w:p>
-      <w:r>
-        <w:t>Esse caso entra na cobertura para danos pessoais a terceiros, se ela estiver contratada e se o acidente estiver dentro das condições. A seguradora precisa analisar o caso antes de confirmar valor ou pagamento.</w:t>
-      </w:r>
-    </w:p>
-    <w:p>
-      <w:pPr>
-        <w:pStyle w:val="Heading2"/>
-      </w:pPr>
-      <w:r>
-        <w:t>Resultado esperado</w:t>
-      </w:r>
-    </w:p>
-    <w:p>
-      <w:r>
-        <w:t>Cliente entende que há cobertura potencial, mas que a indenização depende de análise.</w:t>
-      </w:r>
-    </w:p>
-    <w:p>
-      <w:pPr>
-        <w:pStyle w:val="Heading2"/>
-      </w:pPr>
-      <w:r>
-        <w:t>Termos relacionados</w:t>
-      </w:r>
-    </w:p>
-    <w:p>
-      <w:pPr>
-        <w:pStyle w:val="ListBullet"/>
-      </w:pPr>
-      <w:r>
-        <w:t>AUTO-0002 - 対人賠償保険 - Seguro contra danos pessoais a terceiros</w:t>
-      </w:r>
-    </w:p>
-    <w:p>
-      <w:pPr>
-        <w:pStyle w:val="ListBullet"/>
-      </w:pPr>
-      <w:r>
-        <w:t>AUTO-0010 - 保険金 - Indenização do seguro</w:t>
-      </w:r>
-    </w:p>
-    <w:p>
-      <w:pPr>
-        <w:pStyle w:val="Heading2"/>
-      </w:pPr>
-      <w:r>
-        <w:t>FAQs relacionadas</w:t>
-      </w:r>
-    </w:p>
-    <w:p>
-      <w:pPr>
-        <w:pStyle w:val="ListBullet"/>
-      </w:pPr>
-      <w:r>
-        <w:t>FAQ-AUTO-0002 - O que acontece se eu machucar outra pessoa em um acidente?</w:t>
-      </w:r>
-    </w:p>
-    <w:p>
-      <w:pPr>
-        <w:pStyle w:val="ListBullet"/>
-      </w:pPr>
-      <w:r>
-        <w:t>FAQ-AUTO-0010 - Quando a seguradora paga a indenização?</w:t>
-      </w:r>
-    </w:p>
-    <w:p>
-      <w:pPr>
-        <w:pStyle w:val="Heading2"/>
-      </w:pPr>
-      <w:r>
-        <w:t>Diálogos relacionados</w:t>
-      </w:r>
-    </w:p>
-    <w:p>
-      <w:pPr>
-        <w:pStyle w:val="ListBullet"/>
-      </w:pPr>
-      <w:r>
-        <w:t>DIALOGUE-AUTO-0001 - Explicando coberturas básicas contra terceiros</w:t>
-      </w:r>
-    </w:p>
-    <w:p>
-      <w:pPr>
-        <w:pStyle w:val="ListBullet"/>
-      </w:pPr>
-      <w:r>
-        <w:t>DIALOGUE-AUTO-0004 - Explicando o processo de indenização</w:t>
-      </w:r>
-    </w:p>
-    <w:p>
-      <w:pPr>
-        <w:pStyle w:val="Heading2"/>
-      </w:pPr>
-      <w:r>
-        <w:t>Referências cruzadas</w:t>
-      </w:r>
-    </w:p>
-    <w:p>
-      <w:pPr>
-        <w:pStyle w:val="ListBullet"/>
-      </w:pPr>
-      <w:r>
-        <w:t>AUTO-0002</w:t>
-      </w:r>
-    </w:p>
-    <w:p>
-      <w:pPr>
-        <w:pStyle w:val="ListBullet"/>
-      </w:pPr>
-      <w:r>
-        <w:t>FAQ-AUTO-0002</w:t>
-      </w:r>
-    </w:p>
-    <w:p>
-      <w:pPr>
-        <w:pStyle w:val="ListBullet"/>
-      </w:pPr>
-      <w:r>
-        <w:t>DIALOGUE-AUTO-0004</w:t>
-      </w:r>
-    </w:p>
-    <w:p>
-      <w:pPr>
-        <w:pStyle w:val="Heading2"/>
-      </w:pPr>
-      <w:r>
-        <w:t>Referências</w:t>
-      </w:r>
-    </w:p>
-    <w:p>
-      <w:pPr>
-        <w:pStyle w:val="ListBullet"/>
-      </w:pPr>
-      <w:r>
-        <w:t>Documento interno: `02_MasterDictionary/AUTO/AUTO-0002.md`</w:t>
-      </w:r>
-    </w:p>
-    <w:p>
-      <w:pPr>
-        <w:pStyle w:val="Heading2"/>
-      </w:pPr>
-      <w:r>
-        <w:t>Tags</w:t>
-      </w:r>
-    </w:p>
-    <w:p>
-      <w:pPr>
-        <w:pStyle w:val="ListBullet"/>
-      </w:pPr>
-      <w:r>
-        <w:t>case</w:t>
-      </w:r>
-    </w:p>
-    <w:p>
-      <w:pPr>
-        <w:pStyle w:val="ListBullet"/>
-      </w:pPr>
-      <w:r>
-        <w:t>auto</w:t>
-      </w:r>
-    </w:p>
-    <w:p>
-      <w:pPr>
-        <w:pStyle w:val="ListBullet"/>
-      </w:pPr>
-      <w:r>
-        <w:t>terceiros</w:t>
-      </w:r>
-    </w:p>
-    <w:p>
-      <w:pPr>
-        <w:pStyle w:val="ListBullet"/>
-      </w:pPr>
-      <w:r>
-        <w:t>danos-pessoais</w:t>
-      </w:r>
-    </w:p>
-    <w:p>
-      <w:pPr>
-        <w:pStyle w:val="Heading2"/>
-      </w:pPr>
-      <w:r>
-        <w:t>Veja também</w:t>
-      </w:r>
-    </w:p>
-    <w:p>
-      <w:pPr>
-        <w:pStyle w:val="ListBullet"/>
-      </w:pPr>
-      <w:r>
-        <w:t>`02_MasterDictionary/AUTO/AUTO-0002.md`</w:t>
-      </w:r>
-    </w:p>
-    <w:p>
-      <w:pPr>
-        <w:pStyle w:val="ListBullet"/>
-      </w:pPr>
-      <w:r>
-        <w:t>`14_FAQ/AUTO/FAQ-AUTO-0002.md`</w:t>
-      </w:r>
-    </w:p>
-    <w:p>
-      <w:pPr>
-        <w:pStyle w:val="Heading2"/>
-      </w:pPr>
-      <w:r>
         <w:t>Histórico de revisão</w:t>
       </w:r>
     </w:p>
-    <w:p>
-      <w:r>
-        <w:rPr>
-          <w:rFonts w:ascii="Courier New" w:hAnsi="Courier New"/>
-          <w:sz w:val="17"/>
-        </w:rPr>
+    <w:p/>
+    <w:p>
+      <w:r>
         <w:t>| Data | Versão | Autor | Alteração |</w:t>
       </w:r>
     </w:p>
     <w:p>
       <w:r>
-        <w:rPr>
-          <w:rFonts w:ascii="Courier New" w:hAnsi="Courier New"/>
-          <w:sz w:val="17"/>
-        </w:rPr>
         <w:t>| --- | --- | --- | --- |</w:t>
       </w:r>
     </w:p>
     <w:p>
       <w:r>
-        <w:rPr>
-          <w:rFonts w:ascii="Courier New" w:hAnsi="Courier New"/>
-          <w:sz w:val="17"/>
-        </w:rPr>
-        <w:t>| 2026-06-25 | 0.1 | JP-BR Insurance Knowledge Base | Criação inicial. |</w:t>
-      </w:r>
-    </w:p>
-    <w:p>
-      <w:r>
-        <w:br w:type="page"/>
-      </w:r>
-    </w:p>
-    <w:p>
-      <w:pPr>
-        <w:pStyle w:val="Heading1"/>
-      </w:pPr>
-      <w:r>
-        <w:t>CASE-AUTO-0003 - Batida no carro de outra pessoa</w:t>
-      </w:r>
-    </w:p>
-    <w:p>
-      <w:pPr>
-        <w:pStyle w:val="Heading2"/>
-      </w:pPr>
-      <w:r>
-        <w:t>Controle</w:t>
-      </w:r>
-    </w:p>
-    <w:p>
-      <w:pPr>
-        <w:pStyle w:val="ListBullet"/>
-      </w:pPr>
-      <w:r>
-        <w:t>Versão: 0.1</w:t>
-      </w:r>
-    </w:p>
-    <w:p>
-      <w:pPr>
-        <w:pStyle w:val="ListBullet"/>
-      </w:pPr>
-      <w:r>
-        <w:t>Data: 2026-06-25</w:t>
-      </w:r>
-    </w:p>
-    <w:p>
-      <w:pPr>
-        <w:pStyle w:val="ListBullet"/>
-      </w:pPr>
-      <w:r>
-        <w:t>Autor: JP-BR Insurance Knowledge Base</w:t>
-      </w:r>
-    </w:p>
-    <w:p>
-      <w:pPr>
-        <w:pStyle w:val="ListBullet"/>
-      </w:pPr>
-      <w:r>
-        <w:t>Histórico: Criação inicial.</w:t>
-      </w:r>
-    </w:p>
-    <w:p>
-      <w:pPr>
-        <w:pStyle w:val="Heading2"/>
-      </w:pPr>
-      <w:r>
-        <w:t>Código</w:t>
-      </w:r>
-    </w:p>
-    <w:p>
-      <w:r>
-        <w:t>CASE-AUTO-0003</w:t>
-      </w:r>
-    </w:p>
-    <w:p>
-      <w:pPr>
-        <w:pStyle w:val="Heading2"/>
-      </w:pPr>
-      <w:r>
-        <w:t>Produto ou categoria</w:t>
-      </w:r>
-    </w:p>
-    <w:p>
-      <w:r>
-        <w:t>AUTO</w:t>
-      </w:r>
-    </w:p>
-    <w:p>
-      <w:pPr>
-        <w:pStyle w:val="Heading2"/>
-      </w:pPr>
-      <w:r>
-        <w:t>Situação</w:t>
-      </w:r>
-    </w:p>
-    <w:p>
-      <w:r>
-        <w:t>Cliente bateu no carro de outra pessoa e pergunta se o seguro cobre o conserto.</w:t>
-      </w:r>
-    </w:p>
-    <w:p>
-      <w:pPr>
-        <w:pStyle w:val="Heading2"/>
-      </w:pPr>
-      <w:r>
-        <w:t>Problema</w:t>
-      </w:r>
-    </w:p>
-    <w:p>
-      <w:r>
-        <w:t>Cliente pode confundir dano material a terceiro com dano ao próprio veículo.</w:t>
-      </w:r>
-    </w:p>
-    <w:p>
-      <w:pPr>
-        <w:pStyle w:val="Heading2"/>
-      </w:pPr>
-      <w:r>
-        <w:t>Análise</w:t>
-      </w:r>
-    </w:p>
-    <w:p>
-      <w:r>
-        <w:t>O dano ao carro de outra pessoa deve ser analisado em 対物賠償保険. O dano ao carro do próprio segurado depende de 車両保険.</w:t>
-      </w:r>
-    </w:p>
-    <w:p>
-      <w:pPr>
-        <w:pStyle w:val="Heading2"/>
-      </w:pPr>
-      <w:r>
-        <w:t>Orientação ao corretor</w:t>
-      </w:r>
-    </w:p>
-    <w:p>
-      <w:r>
-        <w:t>Separar claramente “carro da outra pessoa” e “meu carro”. Confirmar cobertura e limites antes de orientar sobre pagamento.</w:t>
-      </w:r>
-    </w:p>
-    <w:p>
-      <w:pPr>
-        <w:pStyle w:val="Heading2"/>
-      </w:pPr>
-      <w:r>
-        <w:t>Como explicar ao cliente brasileiro</w:t>
-      </w:r>
-    </w:p>
-    <w:p>
-      <w:r>
-        <w:t>O carro da outra pessoa entra em danos materiais a terceiros. O seu próprio carro é outra cobertura. Vamos verificar as duas partes da apólice separadamente.</w:t>
-      </w:r>
-    </w:p>
-    <w:p>
-      <w:pPr>
-        <w:pStyle w:val="Heading2"/>
-      </w:pPr>
-      <w:r>
-        <w:t>Resultado esperado</w:t>
-      </w:r>
-    </w:p>
-    <w:p>
-      <w:r>
-        <w:t>Cliente entende qual cobertura se aplica a cada veículo envolvido.</w:t>
-      </w:r>
-    </w:p>
-    <w:p>
-      <w:pPr>
-        <w:pStyle w:val="Heading2"/>
-      </w:pPr>
-      <w:r>
-        <w:t>Termos relacionados</w:t>
-      </w:r>
-    </w:p>
-    <w:p>
-      <w:pPr>
-        <w:pStyle w:val="ListBullet"/>
-      </w:pPr>
-      <w:r>
-        <w:t>AUTO-0003 - 対物賠償保険 - Seguro contra danos materiais a terceiros</w:t>
-      </w:r>
-    </w:p>
-    <w:p>
-      <w:pPr>
-        <w:pStyle w:val="ListBullet"/>
-      </w:pPr>
-      <w:r>
-        <w:t>AUTO-0004 - 車両保険 - Seguro do veículo</w:t>
-      </w:r>
-    </w:p>
-    <w:p>
-      <w:pPr>
-        <w:pStyle w:val="Heading2"/>
-      </w:pPr>
-      <w:r>
-        <w:t>FAQs relacionadas</w:t>
-      </w:r>
-    </w:p>
-    <w:p>
-      <w:pPr>
-        <w:pStyle w:val="ListBullet"/>
-      </w:pPr>
-      <w:r>
-        <w:t>FAQ-AUTO-0003 - Se eu bater no carro de outra pessoa, essa cobertura paga?</w:t>
-      </w:r>
-    </w:p>
-    <w:p>
-      <w:pPr>
-        <w:pStyle w:val="ListBullet"/>
-      </w:pPr>
-      <w:r>
-        <w:t>FAQ-AUTO-0004 - O seguro cobre o conserto do meu próprio carro?</w:t>
-      </w:r>
-    </w:p>
-    <w:p>
-      <w:pPr>
-        <w:pStyle w:val="Heading2"/>
-      </w:pPr>
-      <w:r>
-        <w:t>Diálogos relacionados</w:t>
-      </w:r>
-    </w:p>
-    <w:p>
-      <w:pPr>
-        <w:pStyle w:val="ListBullet"/>
-      </w:pPr>
-      <w:r>
-        <w:t>DIALOGUE-AUTO-0001 - Explicando coberturas básicas contra terceiros</w:t>
-      </w:r>
-    </w:p>
-    <w:p>
-      <w:pPr>
-        <w:pStyle w:val="ListBullet"/>
-      </w:pPr>
-      <w:r>
-        <w:t>DIALOGUE-AUTO-0002 - Explicando cobertura do próprio veículo e pessoas no carro</w:t>
-      </w:r>
-    </w:p>
-    <w:p>
-      <w:pPr>
-        <w:pStyle w:val="Heading2"/>
-      </w:pPr>
-      <w:r>
-        <w:t>Referências cruzadas</w:t>
-      </w:r>
-    </w:p>
-    <w:p>
-      <w:pPr>
-        <w:pStyle w:val="ListBullet"/>
-      </w:pPr>
-      <w:r>
-        <w:t>AUTO-0003</w:t>
-      </w:r>
-    </w:p>
-    <w:p>
-      <w:pPr>
-        <w:pStyle w:val="ListBullet"/>
-      </w:pPr>
-      <w:r>
-        <w:t>AUTO-0004</w:t>
-      </w:r>
-    </w:p>
-    <w:p>
-      <w:pPr>
-        <w:pStyle w:val="ListBullet"/>
-      </w:pPr>
-      <w:r>
-        <w:t>FAQ-AUTO-0003</w:t>
-      </w:r>
-    </w:p>
-    <w:p>
-      <w:pPr>
-        <w:pStyle w:val="Heading2"/>
-      </w:pPr>
-      <w:r>
-        <w:t>Referências</w:t>
-      </w:r>
-    </w:p>
-    <w:p>
-      <w:pPr>
-        <w:pStyle w:val="ListBullet"/>
-      </w:pPr>
-      <w:r>
-        <w:t>Documento interno: `02_MasterDictionary/AUTO/AUTO-0003.md`</w:t>
-      </w:r>
-    </w:p>
-    <w:p>
-      <w:pPr>
-        <w:pStyle w:val="Heading2"/>
-      </w:pPr>
-      <w:r>
-        <w:t>Tags</w:t>
-      </w:r>
-    </w:p>
-    <w:p>
-      <w:pPr>
-        <w:pStyle w:val="ListBullet"/>
-      </w:pPr>
-      <w:r>
-        <w:t>case</w:t>
-      </w:r>
-    </w:p>
-    <w:p>
-      <w:pPr>
-        <w:pStyle w:val="ListBullet"/>
-      </w:pPr>
-      <w:r>
-        <w:t>auto</w:t>
-      </w:r>
-    </w:p>
-    <w:p>
-      <w:pPr>
-        <w:pStyle w:val="ListBullet"/>
-      </w:pPr>
-      <w:r>
-        <w:t>danos-materiais</w:t>
-      </w:r>
-    </w:p>
-    <w:p>
-      <w:pPr>
-        <w:pStyle w:val="ListBullet"/>
-      </w:pPr>
-      <w:r>
-        <w:t>terceiros</w:t>
-      </w:r>
-    </w:p>
-    <w:p>
-      <w:pPr>
-        <w:pStyle w:val="Heading2"/>
-      </w:pPr>
-      <w:r>
-        <w:t>Veja também</w:t>
-      </w:r>
-    </w:p>
-    <w:p>
-      <w:pPr>
-        <w:pStyle w:val="ListBullet"/>
-      </w:pPr>
-      <w:r>
-        <w:t>`02_MasterDictionary/AUTO/AUTO-0003.md`</w:t>
-      </w:r>
-    </w:p>
-    <w:p>
-      <w:pPr>
-        <w:pStyle w:val="ListBullet"/>
-      </w:pPr>
-      <w:r>
-        <w:t>`02_MasterDictionary/AUTO/AUTO-0004.md`</w:t>
-      </w:r>
-    </w:p>
-    <w:p>
-      <w:pPr>
-        <w:pStyle w:val="Heading2"/>
-      </w:pPr>
-      <w:r>
-        <w:t>Histórico de revisão</w:t>
-      </w:r>
-    </w:p>
-    <w:p>
-      <w:r>
-        <w:rPr>
-          <w:rFonts w:ascii="Courier New" w:hAnsi="Courier New"/>
-          <w:sz w:val="17"/>
-        </w:rPr>
-        <w:t>| Data | Versão | Autor | Alteração |</w:t>
-      </w:r>
-    </w:p>
-    <w:p>
-      <w:r>
-        <w:rPr>
-          <w:rFonts w:ascii="Courier New" w:hAnsi="Courier New"/>
-          <w:sz w:val="17"/>
-        </w:rPr>
-        <w:t>| --- | --- | --- | --- |</w:t>
-      </w:r>
-    </w:p>
-    <w:p>
-      <w:r>
-        <w:rPr>
-          <w:rFonts w:ascii="Courier New" w:hAnsi="Courier New"/>
-          <w:sz w:val="17"/>
-        </w:rPr>
-        <w:t>| 2026-06-25 | 0.1 | JP-BR Insurance Knowledge Base | Criação inicial. |</w:t>
-      </w:r>
-    </w:p>
-    <w:p>
-      <w:r>
-        <w:br w:type="page"/>
-      </w:r>
-    </w:p>
-    <w:p>
-      <w:pPr>
-        <w:pStyle w:val="Heading1"/>
-      </w:pPr>
-      <w:r>
-        <w:t>CASE-AUTO-0004 - Cliente descobre que o próprio carro não estava coberto</w:t>
-      </w:r>
-    </w:p>
-    <w:p>
-      <w:pPr>
-        <w:pStyle w:val="Heading2"/>
-      </w:pPr>
-      <w:r>
-        <w:t>Controle</w:t>
-      </w:r>
-    </w:p>
-    <w:p>
-      <w:pPr>
-        <w:pStyle w:val="ListBullet"/>
-      </w:pPr>
-      <w:r>
-        <w:t>Versão: 0.1</w:t>
-      </w:r>
-    </w:p>
-    <w:p>
-      <w:pPr>
-        <w:pStyle w:val="ListBullet"/>
-      </w:pPr>
-      <w:r>
-        <w:t>Data: 2026-06-25</w:t>
-      </w:r>
-    </w:p>
-    <w:p>
-      <w:pPr>
-        <w:pStyle w:val="ListBullet"/>
-      </w:pPr>
-      <w:r>
-        <w:t>Autor: JP-BR Insurance Knowledge Base</w:t>
-      </w:r>
-    </w:p>
-    <w:p>
-      <w:pPr>
-        <w:pStyle w:val="ListBullet"/>
-      </w:pPr>
-      <w:r>
-        <w:t>Histórico: Criação inicial.</w:t>
-      </w:r>
-    </w:p>
-    <w:p>
-      <w:pPr>
-        <w:pStyle w:val="Heading2"/>
-      </w:pPr>
-      <w:r>
-        <w:t>Código</w:t>
-      </w:r>
-    </w:p>
-    <w:p>
-      <w:r>
-        <w:t>CASE-AUTO-0004</w:t>
-      </w:r>
-    </w:p>
-    <w:p>
-      <w:pPr>
-        <w:pStyle w:val="Heading2"/>
-      </w:pPr>
-      <w:r>
-        <w:t>Produto ou categoria</w:t>
-      </w:r>
-    </w:p>
-    <w:p>
-      <w:r>
-        <w:t>AUTO</w:t>
-      </w:r>
-    </w:p>
-    <w:p>
-      <w:pPr>
-        <w:pStyle w:val="Heading2"/>
-      </w:pPr>
-      <w:r>
-        <w:t>Situação</w:t>
-      </w:r>
-    </w:p>
-    <w:p>
-      <w:r>
-        <w:t>Cliente causa acidente e pergunta pelo conserto do próprio carro, mas a apólice não inclui 車両保険.</w:t>
-      </w:r>
-    </w:p>
-    <w:p>
-      <w:pPr>
-        <w:pStyle w:val="Heading2"/>
-      </w:pPr>
-      <w:r>
-        <w:t>Problema</w:t>
-      </w:r>
-    </w:p>
-    <w:p>
-      <w:r>
-        <w:t>Cliente acreditava que “ter seguro” significava cobrir automaticamente o próprio veículo.</w:t>
-      </w:r>
-    </w:p>
-    <w:p>
-      <w:pPr>
-        <w:pStyle w:val="Heading2"/>
-      </w:pPr>
-      <w:r>
-        <w:t>Análise</w:t>
-      </w:r>
-    </w:p>
-    <w:p>
-      <w:r>
-        <w:t>Sem 車両保険, o seguro pode proteger terceiros, mas não necessariamente o carro do próprio segurado. Esse ponto deve ser explicado na contratação e na renovação.</w:t>
-      </w:r>
-    </w:p>
-    <w:p>
-      <w:pPr>
-        <w:pStyle w:val="Heading2"/>
-      </w:pPr>
-      <w:r>
-        <w:t>Orientação ao corretor</w:t>
-      </w:r>
-    </w:p>
-    <w:p>
-      <w:r>
-        <w:t>Explicar com cuidado, sem culpar o cliente. Mostrar a diferença entre cobertura contratada e cobertura desejada.</w:t>
-      </w:r>
-    </w:p>
-    <w:p>
-      <w:pPr>
-        <w:pStyle w:val="Heading2"/>
-      </w:pPr>
-      <w:r>
-        <w:t>Como explicar ao cliente brasileiro</w:t>
-      </w:r>
-    </w:p>
-    <w:p>
-      <w:r>
-        <w:t>Neste contrato, existe proteção para terceiros, mas não há cobertura para o seu próprio carro. Para cobrir o conserto do seu veículo, seria necessário ter contratado 車両保険.</w:t>
-      </w:r>
-    </w:p>
-    <w:p>
-      <w:pPr>
-        <w:pStyle w:val="Heading2"/>
-      </w:pPr>
-      <w:r>
-        <w:t>Resultado esperado</w:t>
-      </w:r>
-    </w:p>
-    <w:p>
-      <w:r>
-        <w:t>Cliente entende a limitação da apólice e considera incluir 車両保険 na próxima contratação.</w:t>
-      </w:r>
-    </w:p>
-    <w:p>
-      <w:pPr>
-        <w:pStyle w:val="Heading2"/>
-      </w:pPr>
-      <w:r>
-        <w:t>Termos relacionados</w:t>
-      </w:r>
-    </w:p>
-    <w:p>
-      <w:pPr>
-        <w:pStyle w:val="ListBullet"/>
-      </w:pPr>
-      <w:r>
-        <w:t>AUTO-0004 - 車両保険 - Seguro do veículo</w:t>
-      </w:r>
-    </w:p>
-    <w:p>
-      <w:pPr>
-        <w:pStyle w:val="ListBullet"/>
-      </w:pPr>
-      <w:r>
-        <w:t>AUTO-0001 - 自動車保険 - Seguro de automóvel</w:t>
-      </w:r>
-    </w:p>
-    <w:p>
-      <w:pPr>
-        <w:pStyle w:val="Heading2"/>
-      </w:pPr>
-      <w:r>
-        <w:t>FAQs relacionadas</w:t>
-      </w:r>
-    </w:p>
-    <w:p>
-      <w:pPr>
-        <w:pStyle w:val="ListBullet"/>
-      </w:pPr>
-      <w:r>
-        <w:t>FAQ-AUTO-0004 - O seguro cobre o conserto do meu próprio carro?</w:t>
-      </w:r>
-    </w:p>
-    <w:p>
-      <w:pPr>
-        <w:pStyle w:val="Heading2"/>
-      </w:pPr>
-      <w:r>
-        <w:t>Diálogos relacionados</w:t>
-      </w:r>
-    </w:p>
-    <w:p>
-      <w:pPr>
-        <w:pStyle w:val="ListBullet"/>
-      </w:pPr>
-      <w:r>
-        <w:t>DIALOGUE-AUTO-0002 - Explicando cobertura do próprio veículo e pessoas no carro</w:t>
-      </w:r>
-    </w:p>
-    <w:p>
-      <w:pPr>
-        <w:pStyle w:val="Heading2"/>
-      </w:pPr>
-      <w:r>
-        <w:t>Referências cruzadas</w:t>
-      </w:r>
-    </w:p>
-    <w:p>
-      <w:pPr>
-        <w:pStyle w:val="ListBullet"/>
-      </w:pPr>
-      <w:r>
-        <w:t>AUTO-0004</w:t>
-      </w:r>
-    </w:p>
-    <w:p>
-      <w:pPr>
-        <w:pStyle w:val="ListBullet"/>
-      </w:pPr>
-      <w:r>
-        <w:t>FAQ-AUTO-0004</w:t>
-      </w:r>
-    </w:p>
-    <w:p>
-      <w:pPr>
-        <w:pStyle w:val="ListBullet"/>
-      </w:pPr>
-      <w:r>
-        <w:t>DIALOGUE-AUTO-0002</w:t>
-      </w:r>
-    </w:p>
-    <w:p>
-      <w:pPr>
-        <w:pStyle w:val="Heading2"/>
-      </w:pPr>
-      <w:r>
-        <w:t>Referências</w:t>
-      </w:r>
-    </w:p>
-    <w:p>
-      <w:pPr>
-        <w:pStyle w:val="ListBullet"/>
-      </w:pPr>
-      <w:r>
-        <w:t>Documento interno: `02_MasterDictionary/AUTO/AUTO-0004.md`</w:t>
-      </w:r>
-    </w:p>
-    <w:p>
-      <w:pPr>
-        <w:pStyle w:val="Heading2"/>
-      </w:pPr>
-      <w:r>
-        <w:t>Tags</w:t>
-      </w:r>
-    </w:p>
-    <w:p>
-      <w:pPr>
-        <w:pStyle w:val="ListBullet"/>
-      </w:pPr>
-      <w:r>
-        <w:t>case</w:t>
-      </w:r>
-    </w:p>
-    <w:p>
-      <w:pPr>
-        <w:pStyle w:val="ListBullet"/>
-      </w:pPr>
-      <w:r>
-        <w:t>auto</w:t>
-      </w:r>
-    </w:p>
-    <w:p>
-      <w:pPr>
-        <w:pStyle w:val="ListBullet"/>
-      </w:pPr>
-      <w:r>
-        <w:t>veiculo</w:t>
-      </w:r>
-    </w:p>
-    <w:p>
-      <w:pPr>
-        <w:pStyle w:val="ListBullet"/>
-      </w:pPr>
-      <w:r>
-        <w:t>cobertura-nao-contratada</w:t>
-      </w:r>
-    </w:p>
-    <w:p>
-      <w:pPr>
-        <w:pStyle w:val="Heading2"/>
-      </w:pPr>
-      <w:r>
-        <w:t>Veja também</w:t>
-      </w:r>
-    </w:p>
-    <w:p>
-      <w:pPr>
-        <w:pStyle w:val="ListBullet"/>
-      </w:pPr>
-      <w:r>
-        <w:t>`02_MasterDictionary/AUTO/AUTO-0004.md`</w:t>
-      </w:r>
-    </w:p>
-    <w:p>
-      <w:pPr>
-        <w:pStyle w:val="ListBullet"/>
-      </w:pPr>
-      <w:r>
-        <w:t>`14_FAQ/AUTO/FAQ-AUTO-0004.md`</w:t>
-      </w:r>
-    </w:p>
-    <w:p>
-      <w:pPr>
-        <w:pStyle w:val="Heading2"/>
-      </w:pPr>
-      <w:r>
-        <w:t>Histórico de revisão</w:t>
-      </w:r>
-    </w:p>
-    <w:p>
-      <w:r>
-        <w:rPr>
-          <w:rFonts w:ascii="Courier New" w:hAnsi="Courier New"/>
-          <w:sz w:val="17"/>
-        </w:rPr>
-        <w:t>| Data | Versão | Autor | Alteração |</w:t>
-      </w:r>
-    </w:p>
-    <w:p>
-      <w:r>
-        <w:rPr>
-          <w:rFonts w:ascii="Courier New" w:hAnsi="Courier New"/>
-          <w:sz w:val="17"/>
-        </w:rPr>
-        <w:t>| --- | --- | --- | --- |</w:t>
-      </w:r>
-    </w:p>
-    <w:p>
-      <w:r>
-        <w:rPr>
-          <w:rFonts w:ascii="Courier New" w:hAnsi="Courier New"/>
-          <w:sz w:val="17"/>
-        </w:rPr>
-        <w:t>| 2026-06-25 | 0.1 | JP-BR Insurance Knowledge Base | Criação inicial. |</w:t>
-      </w:r>
-    </w:p>
-    <w:p>
-      <w:r>
-        <w:br w:type="page"/>
-      </w:r>
-    </w:p>
-    <w:p>
-      <w:pPr>
-        <w:pStyle w:val="Heading1"/>
-      </w:pPr>
-      <w:r>
-        <w:t>CASE-AUTO-0005 - Passageiro se machuca em acidente</w:t>
-      </w:r>
-    </w:p>
-    <w:p>
-      <w:pPr>
-        <w:pStyle w:val="Heading2"/>
-      </w:pPr>
-      <w:r>
-        <w:t>Controle</w:t>
-      </w:r>
-    </w:p>
-    <w:p>
-      <w:pPr>
-        <w:pStyle w:val="ListBullet"/>
-      </w:pPr>
-      <w:r>
-        <w:t>Versão: 0.1</w:t>
-      </w:r>
-    </w:p>
-    <w:p>
-      <w:pPr>
-        <w:pStyle w:val="ListBullet"/>
-      </w:pPr>
-      <w:r>
-        <w:t>Data: 2026-06-25</w:t>
-      </w:r>
-    </w:p>
-    <w:p>
-      <w:pPr>
-        <w:pStyle w:val="ListBullet"/>
-      </w:pPr>
-      <w:r>
-        <w:t>Autor: JP-BR Insurance Knowledge Base</w:t>
-      </w:r>
-    </w:p>
-    <w:p>
-      <w:pPr>
-        <w:pStyle w:val="ListBullet"/>
-      </w:pPr>
-      <w:r>
-        <w:t>Histórico: Criação inicial.</w:t>
-      </w:r>
-    </w:p>
-    <w:p>
-      <w:pPr>
-        <w:pStyle w:val="Heading2"/>
-      </w:pPr>
-      <w:r>
-        <w:t>Código</w:t>
-      </w:r>
-    </w:p>
-    <w:p>
-      <w:r>
-        <w:t>CASE-AUTO-0005</w:t>
-      </w:r>
-    </w:p>
-    <w:p>
-      <w:pPr>
-        <w:pStyle w:val="Heading2"/>
-      </w:pPr>
-      <w:r>
-        <w:t>Produto ou categoria</w:t>
-      </w:r>
-    </w:p>
-    <w:p>
-      <w:r>
-        <w:t>AUTO</w:t>
-      </w:r>
-    </w:p>
-    <w:p>
-      <w:pPr>
-        <w:pStyle w:val="Heading2"/>
-      </w:pPr>
-      <w:r>
-        <w:t>Situação</w:t>
-      </w:r>
-    </w:p>
-    <w:p>
-      <w:r>
-        <w:t>Passageiro dentro do veículo segurado se machuca em acidente.</w:t>
-      </w:r>
-    </w:p>
-    <w:p>
-      <w:pPr>
-        <w:pStyle w:val="Heading2"/>
-      </w:pPr>
-      <w:r>
-        <w:t>Problema</w:t>
-      </w:r>
-    </w:p>
-    <w:p>
-      <w:r>
-        <w:t>Cliente não sabe se deve acionar 人身傷害保険, 搭乗者傷害保険 ou cobertura contra terceiros.</w:t>
-      </w:r>
-    </w:p>
-    <w:p>
-      <w:pPr>
-        <w:pStyle w:val="Heading2"/>
-      </w:pPr>
-      <w:r>
-        <w:t>Análise</w:t>
-      </w:r>
-    </w:p>
-    <w:p>
-      <w:r>
-        <w:t>O caso exige verificar as coberturas para ocupantes do veículo. 人身傷害保険 e 搭乗者傷害保険 podem ser relevantes, mas têm critérios diferentes conforme a apólice.</w:t>
-      </w:r>
-    </w:p>
-    <w:p>
-      <w:pPr>
-        <w:pStyle w:val="Heading2"/>
-      </w:pPr>
-      <w:r>
-        <w:t>Orientação ao corretor</w:t>
-      </w:r>
-    </w:p>
-    <w:p>
-      <w:r>
-        <w:t>Confirmar quem estava no veículo, tipo de lesão, documentos médicos e coberturas contratadas. Explicar a diferença entre as duas coberturas sem simplificar demais.</w:t>
-      </w:r>
-    </w:p>
-    <w:p>
-      <w:pPr>
-        <w:pStyle w:val="Heading2"/>
-      </w:pPr>
-      <w:r>
-        <w:t>Como explicar ao cliente brasileiro</w:t>
-      </w:r>
-    </w:p>
-    <w:p>
-      <w:r>
-        <w:t>Como a pessoa estava dentro do carro segurado, vamos verificar as coberturas para ocupantes. Existem coberturas diferentes e cada uma tem regra própria de pagamento.</w:t>
-      </w:r>
-    </w:p>
-    <w:p>
-      <w:pPr>
-        <w:pStyle w:val="Heading2"/>
-      </w:pPr>
-      <w:r>
-        <w:t>Resultado esperado</w:t>
-      </w:r>
-    </w:p>
-    <w:p>
-      <w:r>
-        <w:t>Cliente entende que a análise depende das coberturas de ocupantes e dos documentos do acidente.</w:t>
-      </w:r>
-    </w:p>
-    <w:p>
-      <w:pPr>
-        <w:pStyle w:val="Heading2"/>
-      </w:pPr>
-      <w:r>
-        <w:t>Termos relacionados</w:t>
-      </w:r>
-    </w:p>
-    <w:p>
-      <w:pPr>
-        <w:pStyle w:val="ListBullet"/>
-      </w:pPr>
-      <w:r>
-        <w:t>AUTO-0005 - 人身傷害保険 - Seguro de danos corporais</w:t>
-      </w:r>
-    </w:p>
-    <w:p>
-      <w:pPr>
-        <w:pStyle w:val="ListBullet"/>
-      </w:pPr>
-      <w:r>
-        <w:t>AUTO-0006 - 搭乗者傷害保険 - Seguro de acidentes de passageiros</w:t>
-      </w:r>
-    </w:p>
-    <w:p>
-      <w:pPr>
-        <w:pStyle w:val="Heading2"/>
-      </w:pPr>
-      <w:r>
-        <w:t>FAQs relacionadas</w:t>
-      </w:r>
-    </w:p>
-    <w:p>
-      <w:pPr>
-        <w:pStyle w:val="ListBullet"/>
-      </w:pPr>
-      <w:r>
-        <w:t>FAQ-AUTO-0005 - Quem está protegido pelo seguro de danos corporais?</w:t>
-      </w:r>
-    </w:p>
-    <w:p>
-      <w:pPr>
-        <w:pStyle w:val="ListBullet"/>
-      </w:pPr>
-      <w:r>
-        <w:t>FAQ-AUTO-0006 - Qual é a diferença entre danos corporais e acidentes de passageiros?</w:t>
-      </w:r>
-    </w:p>
-    <w:p>
-      <w:pPr>
-        <w:pStyle w:val="Heading2"/>
-      </w:pPr>
-      <w:r>
-        <w:t>Diálogos relacionados</w:t>
-      </w:r>
-    </w:p>
-    <w:p>
-      <w:pPr>
-        <w:pStyle w:val="ListBullet"/>
-      </w:pPr>
-      <w:r>
-        <w:t>DIALOGUE-AUTO-0002 - Explicando cobertura do próprio veículo e pessoas no carro</w:t>
-      </w:r>
-    </w:p>
-    <w:p>
-      <w:pPr>
-        <w:pStyle w:val="Heading2"/>
-      </w:pPr>
-      <w:r>
-        <w:t>Referências cruzadas</w:t>
-      </w:r>
-    </w:p>
-    <w:p>
-      <w:pPr>
-        <w:pStyle w:val="ListBullet"/>
-      </w:pPr>
-      <w:r>
-        <w:t>AUTO-0005</w:t>
-      </w:r>
-    </w:p>
-    <w:p>
-      <w:pPr>
-        <w:pStyle w:val="ListBullet"/>
-      </w:pPr>
-      <w:r>
-        <w:t>AUTO-0006</w:t>
-      </w:r>
-    </w:p>
-    <w:p>
-      <w:pPr>
-        <w:pStyle w:val="ListBullet"/>
-      </w:pPr>
-      <w:r>
-        <w:t>FAQ-AUTO-0006</w:t>
-      </w:r>
-    </w:p>
-    <w:p>
-      <w:pPr>
-        <w:pStyle w:val="Heading2"/>
-      </w:pPr>
-      <w:r>
-        <w:t>Referências</w:t>
-      </w:r>
-    </w:p>
-    <w:p>
-      <w:pPr>
-        <w:pStyle w:val="ListBullet"/>
-      </w:pPr>
-      <w:r>
-        <w:t>Documento interno: `02_MasterDictionary/AUTO/AUTO-0005.md`</w:t>
-      </w:r>
-    </w:p>
-    <w:p>
-      <w:pPr>
-        <w:pStyle w:val="ListBullet"/>
-      </w:pPr>
-      <w:r>
-        <w:t>Documento interno: `02_MasterDictionary/AUTO/AUTO-0006.md`</w:t>
-      </w:r>
-    </w:p>
-    <w:p>
-      <w:pPr>
-        <w:pStyle w:val="Heading2"/>
-      </w:pPr>
-      <w:r>
-        <w:t>Tags</w:t>
-      </w:r>
-    </w:p>
-    <w:p>
-      <w:pPr>
-        <w:pStyle w:val="ListBullet"/>
-      </w:pPr>
-      <w:r>
-        <w:t>case</w:t>
-      </w:r>
-    </w:p>
-    <w:p>
-      <w:pPr>
-        <w:pStyle w:val="ListBullet"/>
-      </w:pPr>
-      <w:r>
-        <w:t>auto</w:t>
-      </w:r>
-    </w:p>
-    <w:p>
-      <w:pPr>
-        <w:pStyle w:val="ListBullet"/>
-      </w:pPr>
-      <w:r>
-        <w:t>passageiros</w:t>
-      </w:r>
-    </w:p>
-    <w:p>
-      <w:pPr>
-        <w:pStyle w:val="ListBullet"/>
-      </w:pPr>
-      <w:r>
-        <w:t>danos-corporais</w:t>
-      </w:r>
-    </w:p>
-    <w:p>
-      <w:pPr>
-        <w:pStyle w:val="Heading2"/>
-      </w:pPr>
-      <w:r>
-        <w:t>Veja também</w:t>
-      </w:r>
-    </w:p>
-    <w:p>
-      <w:pPr>
-        <w:pStyle w:val="ListBullet"/>
-      </w:pPr>
-      <w:r>
-        <w:t>`02_MasterDictionary/AUTO/AUTO-0005.md`</w:t>
-      </w:r>
-    </w:p>
-    <w:p>
-      <w:pPr>
-        <w:pStyle w:val="ListBullet"/>
-      </w:pPr>
-      <w:r>
-        <w:t>`02_MasterDictionary/AUTO/AUTO-0006.md`</w:t>
-      </w:r>
-    </w:p>
-    <w:p>
-      <w:pPr>
-        <w:pStyle w:val="Heading2"/>
-      </w:pPr>
-      <w:r>
-        <w:t>Histórico de revisão</w:t>
-      </w:r>
-    </w:p>
-    <w:p>
-      <w:r>
-        <w:rPr>
-          <w:rFonts w:ascii="Courier New" w:hAnsi="Courier New"/>
-          <w:sz w:val="17"/>
-        </w:rPr>
-        <w:t>| Data | Versão | Autor | Alteração |</w:t>
-      </w:r>
-    </w:p>
-    <w:p>
-      <w:r>
-        <w:rPr>
-          <w:rFonts w:ascii="Courier New" w:hAnsi="Courier New"/>
-          <w:sz w:val="17"/>
-        </w:rPr>
-        <w:t>| --- | --- | --- | --- |</w:t>
-      </w:r>
-    </w:p>
-    <w:p>
-      <w:r>
-        <w:rPr>
-          <w:rFonts w:ascii="Courier New" w:hAnsi="Courier New"/>
-          <w:sz w:val="17"/>
-        </w:rPr>
-        <w:t>| 2026-06-25 | 0.1 | JP-BR Insurance Knowledge Base | Criação inicial. |</w:t>
-      </w:r>
-    </w:p>
-    <w:p>
-      <w:r>
-        <w:br w:type="page"/>
-      </w:r>
-    </w:p>
-    <w:p>
-      <w:pPr>
-        <w:pStyle w:val="Heading1"/>
-      </w:pPr>
-      <w:r>
-        <w:t>CASE-AUTO-0006 - Cliente escolhe franquia maior para reduzir preço</w:t>
-      </w:r>
-    </w:p>
-    <w:p>
-      <w:pPr>
-        <w:pStyle w:val="Heading2"/>
-      </w:pPr>
-      <w:r>
-        <w:t>Controle</w:t>
-      </w:r>
-    </w:p>
-    <w:p>
-      <w:pPr>
-        <w:pStyle w:val="ListBullet"/>
-      </w:pPr>
-      <w:r>
-        <w:t>Versão: 0.1</w:t>
-      </w:r>
-    </w:p>
-    <w:p>
-      <w:pPr>
-        <w:pStyle w:val="ListBullet"/>
-      </w:pPr>
-      <w:r>
-        <w:t>Data: 2026-06-25</w:t>
-      </w:r>
-    </w:p>
-    <w:p>
-      <w:pPr>
-        <w:pStyle w:val="ListBullet"/>
-      </w:pPr>
-      <w:r>
-        <w:t>Autor: JP-BR Insurance Knowledge Base</w:t>
-      </w:r>
-    </w:p>
-    <w:p>
-      <w:pPr>
-        <w:pStyle w:val="ListBullet"/>
-      </w:pPr>
-      <w:r>
-        <w:t>Histórico: Criação inicial.</w:t>
-      </w:r>
-    </w:p>
-    <w:p>
-      <w:pPr>
-        <w:pStyle w:val="Heading2"/>
-      </w:pPr>
-      <w:r>
-        <w:t>Código</w:t>
-      </w:r>
-    </w:p>
-    <w:p>
-      <w:r>
-        <w:t>CASE-AUTO-0006</w:t>
-      </w:r>
-    </w:p>
-    <w:p>
-      <w:pPr>
-        <w:pStyle w:val="Heading2"/>
-      </w:pPr>
-      <w:r>
-        <w:t>Produto ou categoria</w:t>
-      </w:r>
-    </w:p>
-    <w:p>
-      <w:r>
-        <w:t>AUTO</w:t>
-      </w:r>
-    </w:p>
-    <w:p>
-      <w:pPr>
-        <w:pStyle w:val="Heading2"/>
-      </w:pPr>
-      <w:r>
-        <w:t>Situação</w:t>
-      </w:r>
-    </w:p>
-    <w:p>
-      <w:r>
-        <w:t>Cliente quer reduzir o prêmio aumentando a franquia.</w:t>
-      </w:r>
-    </w:p>
-    <w:p>
-      <w:pPr>
-        <w:pStyle w:val="Heading2"/>
-      </w:pPr>
-      <w:r>
-        <w:t>Problema</w:t>
-      </w:r>
-    </w:p>
-    <w:p>
-      <w:r>
-        <w:t>Cliente olha apenas o preço mensal e não considera quanto pagará em caso de sinistro.</w:t>
-      </w:r>
-    </w:p>
-    <w:p>
-      <w:pPr>
-        <w:pStyle w:val="Heading2"/>
-      </w:pPr>
-      <w:r>
-        <w:t>Análise</w:t>
-      </w:r>
-    </w:p>
-    <w:p>
-      <w:r>
-        <w:t>免責金額 pode influenciar o 保険料. Uma franquia maior pode reduzir o prêmio, mas aumenta a responsabilidade financeira do cliente quando usa certas coberturas.</w:t>
-      </w:r>
-    </w:p>
-    <w:p>
-      <w:pPr>
-        <w:pStyle w:val="Heading2"/>
-      </w:pPr>
-      <w:r>
-        <w:t>Orientação ao corretor</w:t>
-      </w:r>
-    </w:p>
-    <w:p>
-      <w:r>
-        <w:t>Apresentar pelo menos dois cenários: prêmio com franquia menor e prêmio com franquia maior. Explicar o impacto no sinistro.</w:t>
-      </w:r>
-    </w:p>
-    <w:p>
-      <w:pPr>
-        <w:pStyle w:val="Heading2"/>
-      </w:pPr>
-      <w:r>
-        <w:t>Como explicar ao cliente brasileiro</w:t>
-      </w:r>
-    </w:p>
-    <w:p>
-      <w:r>
-        <w:t>Se a franquia for maior, o seguro pode ficar mais barato agora. Mas se acontecer um acidente coberto, você pode pagar mais do próprio bolso. Precisamos escolher um equilíbrio.</w:t>
-      </w:r>
-    </w:p>
-    <w:p>
-      <w:pPr>
-        <w:pStyle w:val="Heading2"/>
-      </w:pPr>
-      <w:r>
-        <w:t>Resultado esperado</w:t>
-      </w:r>
-    </w:p>
-    <w:p>
-      <w:r>
-        <w:t>Cliente escolhe franquia entendendo o custo mensal e o custo potencial no acidente.</w:t>
-      </w:r>
-    </w:p>
-    <w:p>
-      <w:pPr>
-        <w:pStyle w:val="Heading2"/>
-      </w:pPr>
-      <w:r>
-        <w:t>Termos relacionados</w:t>
-      </w:r>
-    </w:p>
-    <w:p>
-      <w:pPr>
-        <w:pStyle w:val="ListBullet"/>
-      </w:pPr>
-      <w:r>
-        <w:t>AUTO-0007 - 免責金額 - Franquia</w:t>
-      </w:r>
-    </w:p>
-    <w:p>
-      <w:pPr>
-        <w:pStyle w:val="ListBullet"/>
-      </w:pPr>
-      <w:r>
-        <w:t>AUTO-0009 - 保険料 - Prêmio do seguro</w:t>
-      </w:r>
-    </w:p>
-    <w:p>
-      <w:pPr>
-        <w:pStyle w:val="Heading2"/>
-      </w:pPr>
-      <w:r>
-        <w:t>FAQs relacionadas</w:t>
-      </w:r>
-    </w:p>
-    <w:p>
-      <w:pPr>
-        <w:pStyle w:val="ListBullet"/>
-      </w:pPr>
-      <w:r>
-        <w:t>FAQ-AUTO-0007 - Quando preciso pagar franquia?</w:t>
-      </w:r>
-    </w:p>
-    <w:p>
-      <w:pPr>
-        <w:pStyle w:val="ListBullet"/>
-      </w:pPr>
-      <w:r>
-        <w:t>FAQ-AUTO-0009 - Por que o preço do seguro ficou mais alto?</w:t>
-      </w:r>
-    </w:p>
-    <w:p>
-      <w:pPr>
-        <w:pStyle w:val="Heading2"/>
-      </w:pPr>
-      <w:r>
-        <w:t>Diálogos relacionados</w:t>
-      </w:r>
-    </w:p>
-    <w:p>
-      <w:pPr>
-        <w:pStyle w:val="ListBullet"/>
-      </w:pPr>
-      <w:r>
-        <w:t>DIALOGUE-AUTO-0003 - Explicando franquia, classe e preço do seguro</w:t>
-      </w:r>
-    </w:p>
-    <w:p>
-      <w:pPr>
-        <w:pStyle w:val="Heading2"/>
-      </w:pPr>
-      <w:r>
-        <w:t>Referências cruzadas</w:t>
-      </w:r>
-    </w:p>
-    <w:p>
-      <w:pPr>
-        <w:pStyle w:val="ListBullet"/>
-      </w:pPr>
-      <w:r>
-        <w:t>AUTO-0007</w:t>
-      </w:r>
-    </w:p>
-    <w:p>
-      <w:pPr>
-        <w:pStyle w:val="ListBullet"/>
-      </w:pPr>
-      <w:r>
-        <w:t>AUTO-0009</w:t>
-      </w:r>
-    </w:p>
-    <w:p>
-      <w:pPr>
-        <w:pStyle w:val="ListBullet"/>
-      </w:pPr>
-      <w:r>
-        <w:t>FAQ-AUTO-0007</w:t>
-      </w:r>
-    </w:p>
-    <w:p>
-      <w:pPr>
-        <w:pStyle w:val="Heading2"/>
-      </w:pPr>
-      <w:r>
-        <w:t>Referências</w:t>
-      </w:r>
-    </w:p>
-    <w:p>
-      <w:pPr>
-        <w:pStyle w:val="ListBullet"/>
-      </w:pPr>
-      <w:r>
-        <w:t>Documento interno: `02_MasterDictionary/AUTO/AUTO-0007.md`</w:t>
-      </w:r>
-    </w:p>
-    <w:p>
-      <w:pPr>
-        <w:pStyle w:val="Heading2"/>
-      </w:pPr>
-      <w:r>
-        <w:t>Tags</w:t>
-      </w:r>
-    </w:p>
-    <w:p>
-      <w:pPr>
-        <w:pStyle w:val="ListBullet"/>
-      </w:pPr>
-      <w:r>
-        <w:t>case</w:t>
-      </w:r>
-    </w:p>
-    <w:p>
-      <w:pPr>
-        <w:pStyle w:val="ListBullet"/>
-      </w:pPr>
-      <w:r>
-        <w:t>auto</w:t>
-      </w:r>
-    </w:p>
-    <w:p>
-      <w:pPr>
-        <w:pStyle w:val="ListBullet"/>
-      </w:pPr>
-      <w:r>
-        <w:t>franquia</w:t>
-      </w:r>
-    </w:p>
-    <w:p>
-      <w:pPr>
-        <w:pStyle w:val="ListBullet"/>
-      </w:pPr>
-      <w:r>
-        <w:t>preco</w:t>
-      </w:r>
-    </w:p>
-    <w:p>
-      <w:pPr>
-        <w:pStyle w:val="Heading2"/>
-      </w:pPr>
-      <w:r>
-        <w:t>Veja também</w:t>
-      </w:r>
-    </w:p>
-    <w:p>
-      <w:pPr>
-        <w:pStyle w:val="ListBullet"/>
-      </w:pPr>
-      <w:r>
-        <w:t>`02_MasterDictionary/AUTO/AUTO-0007.md`</w:t>
-      </w:r>
-    </w:p>
-    <w:p>
-      <w:pPr>
-        <w:pStyle w:val="ListBullet"/>
-      </w:pPr>
-      <w:r>
-        <w:t>`02_MasterDictionary/AUTO/AUTO-0009.md`</w:t>
-      </w:r>
-    </w:p>
-    <w:p>
-      <w:pPr>
-        <w:pStyle w:val="Heading2"/>
-      </w:pPr>
-      <w:r>
-        <w:t>Histórico de revisão</w:t>
-      </w:r>
-    </w:p>
-    <w:p>
-      <w:r>
-        <w:rPr>
-          <w:rFonts w:ascii="Courier New" w:hAnsi="Courier New"/>
-          <w:sz w:val="17"/>
-        </w:rPr>
-        <w:t>| Data | Versão | Autor | Alteração |</w:t>
-      </w:r>
-    </w:p>
-    <w:p>
-      <w:r>
-        <w:rPr>
-          <w:rFonts w:ascii="Courier New" w:hAnsi="Courier New"/>
-          <w:sz w:val="17"/>
-        </w:rPr>
-        <w:t>| --- | --- | --- | --- |</w:t>
-      </w:r>
-    </w:p>
-    <w:p>
-      <w:r>
-        <w:rPr>
-          <w:rFonts w:ascii="Courier New" w:hAnsi="Courier New"/>
-          <w:sz w:val="17"/>
-        </w:rPr>
-        <w:t>| 2026-06-25 | 0.1 | JP-BR Insurance Knowledge Base | Criação inicial. |</w:t>
-      </w:r>
-    </w:p>
-    <w:p>
-      <w:r>
-        <w:br w:type="page"/>
-      </w:r>
-    </w:p>
-    <w:p>
-      <w:pPr>
-        <w:pStyle w:val="Heading1"/>
-      </w:pPr>
-      <w:r>
-        <w:t>CASE-AUTO-0007 - Renovação com aumento do prêmio por mudança de classe</w:t>
-      </w:r>
-    </w:p>
-    <w:p>
-      <w:pPr>
-        <w:pStyle w:val="Heading2"/>
-      </w:pPr>
-      <w:r>
-        <w:t>Controle</w:t>
-      </w:r>
-    </w:p>
-    <w:p>
-      <w:pPr>
-        <w:pStyle w:val="ListBullet"/>
-      </w:pPr>
-      <w:r>
-        <w:t>Versão: 0.1</w:t>
-      </w:r>
-    </w:p>
-    <w:p>
-      <w:pPr>
-        <w:pStyle w:val="ListBullet"/>
-      </w:pPr>
-      <w:r>
-        <w:t>Data: 2026-06-25</w:t>
-      </w:r>
-    </w:p>
-    <w:p>
-      <w:pPr>
-        <w:pStyle w:val="ListBullet"/>
-      </w:pPr>
-      <w:r>
-        <w:t>Autor: JP-BR Insurance Knowledge Base</w:t>
-      </w:r>
-    </w:p>
-    <w:p>
-      <w:pPr>
-        <w:pStyle w:val="ListBullet"/>
-      </w:pPr>
-      <w:r>
-        <w:t>Histórico: Criação inicial.</w:t>
-      </w:r>
-    </w:p>
-    <w:p>
-      <w:pPr>
-        <w:pStyle w:val="Heading2"/>
-      </w:pPr>
-      <w:r>
-        <w:t>Código</w:t>
-      </w:r>
-    </w:p>
-    <w:p>
-      <w:r>
-        <w:t>CASE-AUTO-0007</w:t>
-      </w:r>
-    </w:p>
-    <w:p>
-      <w:pPr>
-        <w:pStyle w:val="Heading2"/>
-      </w:pPr>
-      <w:r>
-        <w:t>Produto ou categoria</w:t>
-      </w:r>
-    </w:p>
-    <w:p>
-      <w:r>
-        <w:t>AUTO</w:t>
-      </w:r>
-    </w:p>
-    <w:p>
-      <w:pPr>
-        <w:pStyle w:val="Heading2"/>
-      </w:pPr>
-      <w:r>
-        <w:t>Situação</w:t>
-      </w:r>
-    </w:p>
-    <w:p>
-      <w:r>
-        <w:t>Cliente recebe renovação com preço maior após uso do seguro.</w:t>
-      </w:r>
-    </w:p>
-    <w:p>
-      <w:pPr>
-        <w:pStyle w:val="Heading2"/>
-      </w:pPr>
-      <w:r>
-        <w:t>Problema</w:t>
-      </w:r>
-    </w:p>
-    <w:p>
-      <w:r>
-        <w:t>Cliente acredita que o aumento é injustificado porque já paga seguro.</w:t>
-      </w:r>
-    </w:p>
-    <w:p>
-      <w:pPr>
-        <w:pStyle w:val="Heading2"/>
-      </w:pPr>
-      <w:r>
-        <w:t>Análise</w:t>
-      </w:r>
-    </w:p>
-    <w:p>
-      <w:r>
-        <w:t>等級 pode mudar após sinistro e afetar 保険料. O corretor precisa explicar que o uso do seguro pode alterar a classe e influenciar o prêmio futuro.</w:t>
-      </w:r>
-    </w:p>
-    <w:p>
-      <w:pPr>
-        <w:pStyle w:val="Heading2"/>
-      </w:pPr>
-      <w:r>
-        <w:t>Orientação ao corretor</w:t>
-      </w:r>
-    </w:p>
-    <w:p>
-      <w:r>
-        <w:t>Comparar a classe anterior e a nova classe. Explicar o impacto de forma visual ou numérica, se possível.</w:t>
-      </w:r>
-    </w:p>
-    <w:p>
-      <w:pPr>
-        <w:pStyle w:val="Heading2"/>
-      </w:pPr>
-      <w:r>
-        <w:t>Como explicar ao cliente brasileiro</w:t>
-      </w:r>
-    </w:p>
-    <w:p>
-      <w:r>
-        <w:t>Quando o seguro é usado, a classe pode mudar. Essa classe influencia o preço da renovação. Por isso, mesmo tendo seguro, o valor pode subir no ano seguinte.</w:t>
-      </w:r>
-    </w:p>
-    <w:p>
-      <w:pPr>
-        <w:pStyle w:val="Heading2"/>
-      </w:pPr>
-      <w:r>
-        <w:t>Resultado esperado</w:t>
-      </w:r>
-    </w:p>
-    <w:p>
-      <w:r>
-        <w:t>Cliente entende a relação entre sinistro, classe e prêmio de renovação.</w:t>
-      </w:r>
-    </w:p>
-    <w:p>
-      <w:pPr>
-        <w:pStyle w:val="Heading2"/>
-      </w:pPr>
-      <w:r>
-        <w:t>Termos relacionados</w:t>
-      </w:r>
-    </w:p>
-    <w:p>
-      <w:pPr>
-        <w:pStyle w:val="ListBullet"/>
-      </w:pPr>
-      <w:r>
-        <w:t>AUTO-0008 - 等級 - Classe de bônus/malus</w:t>
-      </w:r>
-    </w:p>
-    <w:p>
-      <w:pPr>
-        <w:pStyle w:val="ListBullet"/>
-      </w:pPr>
-      <w:r>
-        <w:t>AUTO-0009 - 保険料 - Prêmio do seguro</w:t>
-      </w:r>
-    </w:p>
-    <w:p>
-      <w:pPr>
-        <w:pStyle w:val="ListBullet"/>
-      </w:pPr>
-      <w:r>
-        <w:t>AUTO-0010 - 保険金 - Indenização do seguro</w:t>
-      </w:r>
-    </w:p>
-    <w:p>
-      <w:pPr>
-        <w:pStyle w:val="Heading2"/>
-      </w:pPr>
-      <w:r>
-        <w:t>FAQs relacionadas</w:t>
-      </w:r>
-    </w:p>
-    <w:p>
-      <w:pPr>
-        <w:pStyle w:val="ListBullet"/>
-      </w:pPr>
-      <w:r>
-        <w:t>FAQ-AUTO-0008 - Por que o preço muda quando a classe muda?</w:t>
-      </w:r>
-    </w:p>
-    <w:p>
-      <w:pPr>
-        <w:pStyle w:val="ListBullet"/>
-      </w:pPr>
-      <w:r>
-        <w:t>FAQ-AUTO-0009 - Por que o preço do seguro ficou mais alto?</w:t>
-      </w:r>
-    </w:p>
-    <w:p>
-      <w:pPr>
-        <w:pStyle w:val="Heading2"/>
-      </w:pPr>
-      <w:r>
-        <w:t>Diálogos relacionados</w:t>
-      </w:r>
-    </w:p>
-    <w:p>
-      <w:pPr>
-        <w:pStyle w:val="ListBullet"/>
-      </w:pPr>
-      <w:r>
-        <w:t>DIALOGUE-AUTO-0003 - Explicando franquia, classe e preço do seguro</w:t>
-      </w:r>
-    </w:p>
-    <w:p>
-      <w:pPr>
-        <w:pStyle w:val="Heading2"/>
-      </w:pPr>
-      <w:r>
-        <w:t>Referências cruzadas</w:t>
-      </w:r>
-    </w:p>
-    <w:p>
-      <w:pPr>
-        <w:pStyle w:val="ListBullet"/>
-      </w:pPr>
-      <w:r>
-        <w:t>AUTO-0008</w:t>
-      </w:r>
-    </w:p>
-    <w:p>
-      <w:pPr>
-        <w:pStyle w:val="ListBullet"/>
-      </w:pPr>
-      <w:r>
-        <w:t>AUTO-0009</w:t>
-      </w:r>
-    </w:p>
-    <w:p>
-      <w:pPr>
-        <w:pStyle w:val="ListBullet"/>
-      </w:pPr>
-      <w:r>
-        <w:t>FAQ-AUTO-0008</w:t>
-      </w:r>
-    </w:p>
-    <w:p>
-      <w:pPr>
-        <w:pStyle w:val="Heading2"/>
-      </w:pPr>
-      <w:r>
-        <w:t>Referências</w:t>
-      </w:r>
-    </w:p>
-    <w:p>
-      <w:pPr>
-        <w:pStyle w:val="ListBullet"/>
-      </w:pPr>
-      <w:r>
-        <w:t>Documento interno: `02_MasterDictionary/AUTO/AUTO-0008.md`</w:t>
-      </w:r>
-    </w:p>
-    <w:p>
-      <w:pPr>
-        <w:pStyle w:val="Heading2"/>
-      </w:pPr>
-      <w:r>
-        <w:t>Tags</w:t>
-      </w:r>
-    </w:p>
-    <w:p>
-      <w:pPr>
-        <w:pStyle w:val="ListBullet"/>
-      </w:pPr>
-      <w:r>
-        <w:t>case</w:t>
-      </w:r>
-    </w:p>
-    <w:p>
-      <w:pPr>
-        <w:pStyle w:val="ListBullet"/>
-      </w:pPr>
-      <w:r>
-        <w:t>auto</w:t>
-      </w:r>
-    </w:p>
-    <w:p>
-      <w:pPr>
-        <w:pStyle w:val="ListBullet"/>
-      </w:pPr>
-      <w:r>
-        <w:t>renovacao</w:t>
-      </w:r>
-    </w:p>
-    <w:p>
-      <w:pPr>
-        <w:pStyle w:val="ListBullet"/>
-      </w:pPr>
-      <w:r>
-        <w:t>classe</w:t>
-      </w:r>
-    </w:p>
-    <w:p>
-      <w:pPr>
-        <w:pStyle w:val="ListBullet"/>
-      </w:pPr>
-      <w:r>
-        <w:t>premio</w:t>
-      </w:r>
-    </w:p>
-    <w:p>
-      <w:pPr>
-        <w:pStyle w:val="Heading2"/>
-      </w:pPr>
-      <w:r>
-        <w:t>Veja também</w:t>
-      </w:r>
-    </w:p>
-    <w:p>
-      <w:pPr>
-        <w:pStyle w:val="ListBullet"/>
-      </w:pPr>
-      <w:r>
-        <w:t>`02_MasterDictionary/AUTO/AUTO-0008.md`</w:t>
-      </w:r>
-    </w:p>
-    <w:p>
-      <w:pPr>
-        <w:pStyle w:val="ListBullet"/>
-      </w:pPr>
-      <w:r>
-        <w:t>`02_MasterDictionary/AUTO/AUTO-0009.md`</w:t>
-      </w:r>
-    </w:p>
-    <w:p>
-      <w:pPr>
-        <w:pStyle w:val="Heading2"/>
-      </w:pPr>
-      <w:r>
-        <w:t>Histórico de revisão</w:t>
-      </w:r>
-    </w:p>
-    <w:p>
-      <w:r>
-        <w:rPr>
-          <w:rFonts w:ascii="Courier New" w:hAnsi="Courier New"/>
-          <w:sz w:val="17"/>
-        </w:rPr>
-        <w:t>| Data | Versão | Autor | Alteração |</w:t>
-      </w:r>
-    </w:p>
-    <w:p>
-      <w:r>
-        <w:rPr>
-          <w:rFonts w:ascii="Courier New" w:hAnsi="Courier New"/>
-          <w:sz w:val="17"/>
-        </w:rPr>
-        <w:t>| --- | --- | --- | --- |</w:t>
-      </w:r>
-    </w:p>
-    <w:p>
-      <w:r>
-        <w:rPr>
-          <w:rFonts w:ascii="Courier New" w:hAnsi="Courier New"/>
-          <w:sz w:val="17"/>
-        </w:rPr>
-        <w:t>| 2026-06-25 | 0.1 | JP-BR Insurance Knowledge Base | Criação inicial. |</w:t>
-      </w:r>
-    </w:p>
-    <w:p>
-      <w:r>
-        <w:br w:type="page"/>
-      </w:r>
-    </w:p>
-    <w:p>
-      <w:pPr>
-        <w:pStyle w:val="Heading1"/>
-      </w:pPr>
-      <w:r>
-        <w:t>CASE-AUTO-0008 - Cliente pergunta quando receberá a indenização</w:t>
-      </w:r>
-    </w:p>
-    <w:p>
-      <w:pPr>
-        <w:pStyle w:val="Heading2"/>
-      </w:pPr>
-      <w:r>
-        <w:t>Controle</w:t>
-      </w:r>
-    </w:p>
-    <w:p>
-      <w:pPr>
-        <w:pStyle w:val="ListBullet"/>
-      </w:pPr>
-      <w:r>
-        <w:t>Versão: 0.1</w:t>
-      </w:r>
-    </w:p>
-    <w:p>
-      <w:pPr>
-        <w:pStyle w:val="ListBullet"/>
-      </w:pPr>
-      <w:r>
-        <w:t>Data: 2026-06-25</w:t>
-      </w:r>
-    </w:p>
-    <w:p>
-      <w:pPr>
-        <w:pStyle w:val="ListBullet"/>
-      </w:pPr>
-      <w:r>
-        <w:t>Autor: JP-BR Insurance Knowledge Base</w:t>
-      </w:r>
-    </w:p>
-    <w:p>
-      <w:pPr>
-        <w:pStyle w:val="ListBullet"/>
-      </w:pPr>
-      <w:r>
-        <w:t>Histórico: Criação inicial.</w:t>
-      </w:r>
-    </w:p>
-    <w:p>
-      <w:pPr>
-        <w:pStyle w:val="Heading2"/>
-      </w:pPr>
-      <w:r>
-        <w:t>Código</w:t>
-      </w:r>
-    </w:p>
-    <w:p>
-      <w:r>
-        <w:t>CASE-AUTO-0008</w:t>
-      </w:r>
-    </w:p>
-    <w:p>
-      <w:pPr>
-        <w:pStyle w:val="Heading2"/>
-      </w:pPr>
-      <w:r>
-        <w:t>Produto ou categoria</w:t>
-      </w:r>
-    </w:p>
-    <w:p>
-      <w:r>
-        <w:t>AUTO</w:t>
-      </w:r>
-    </w:p>
-    <w:p>
-      <w:pPr>
-        <w:pStyle w:val="Heading2"/>
-      </w:pPr>
-      <w:r>
-        <w:t>Situação</w:t>
-      </w:r>
-    </w:p>
-    <w:p>
-      <w:r>
-        <w:t>Cliente teve acidente e quer saber quando a seguradora pagará.</w:t>
-      </w:r>
-    </w:p>
-    <w:p>
-      <w:pPr>
-        <w:pStyle w:val="Heading2"/>
-      </w:pPr>
-      <w:r>
-        <w:t>Problema</w:t>
-      </w:r>
-    </w:p>
-    <w:p>
-      <w:r>
-        <w:t>Cliente espera resposta imediata de valor e prazo, mas o processo depende de análise.</w:t>
-      </w:r>
-    </w:p>
-    <w:p>
-      <w:pPr>
-        <w:pStyle w:val="Heading2"/>
-      </w:pPr>
-      <w:r>
-        <w:t>Análise</w:t>
-      </w:r>
-    </w:p>
-    <w:p>
-      <w:r>
-        <w:t>保険金 depende de evento coberto, documentos, análise do acidente, cobertura, eventual franquia e condições da apólice.</w:t>
-      </w:r>
-    </w:p>
-    <w:p>
-      <w:pPr>
-        <w:pStyle w:val="Heading2"/>
-      </w:pPr>
-      <w:r>
-        <w:t>Orientação ao corretor</w:t>
-      </w:r>
-    </w:p>
-    <w:p>
-      <w:r>
-        <w:t>Explicar etapas: comunicação do sinistro, coleta de documentos, análise, confirmação de cobertura e pagamento quando aprovado.</w:t>
-      </w:r>
-    </w:p>
-    <w:p>
-      <w:pPr>
-        <w:pStyle w:val="Heading2"/>
-      </w:pPr>
-      <w:r>
-        <w:t>Como explicar ao cliente brasileiro</w:t>
-      </w:r>
-    </w:p>
-    <w:p>
-      <w:r>
-        <w:t>A indenização não é confirmada automaticamente no primeiro contato. A seguradora precisa verificar o acidente, os documentos e as condições do contrato. Depois da análise, ela informa se há pagamento, valor e prazo.</w:t>
-      </w:r>
-    </w:p>
-    <w:p>
-      <w:pPr>
-        <w:pStyle w:val="Heading2"/>
-      </w:pPr>
-      <w:r>
-        <w:t>Resultado esperado</w:t>
-      </w:r>
-    </w:p>
-    <w:p>
-      <w:r>
-        <w:t>Cliente entende o processo e sabe quais informações/documentos precisa providenciar.</w:t>
-      </w:r>
-    </w:p>
-    <w:p>
-      <w:pPr>
-        <w:pStyle w:val="Heading2"/>
-      </w:pPr>
-      <w:r>
-        <w:t>Termos relacionados</w:t>
-      </w:r>
-    </w:p>
-    <w:p>
-      <w:pPr>
-        <w:pStyle w:val="ListBullet"/>
-      </w:pPr>
-      <w:r>
-        <w:t>AUTO-0010 - 保険金 - Indenização do seguro</w:t>
-      </w:r>
-    </w:p>
-    <w:p>
-      <w:pPr>
-        <w:pStyle w:val="ListBullet"/>
-      </w:pPr>
-      <w:r>
-        <w:t>AUTO-0007 - 免責金額 - Franquia</w:t>
-      </w:r>
-    </w:p>
-    <w:p>
-      <w:pPr>
-        <w:pStyle w:val="ListBullet"/>
-      </w:pPr>
-      <w:r>
-        <w:t>AUTO-0004 - 車両保険 - Seguro do veículo</w:t>
-      </w:r>
-    </w:p>
-    <w:p>
-      <w:pPr>
-        <w:pStyle w:val="Heading2"/>
-      </w:pPr>
-      <w:r>
-        <w:t>FAQs relacionadas</w:t>
-      </w:r>
-    </w:p>
-    <w:p>
-      <w:pPr>
-        <w:pStyle w:val="ListBullet"/>
-      </w:pPr>
-      <w:r>
-        <w:t>FAQ-AUTO-0010 - Quando a seguradora paga a indenização?</w:t>
-      </w:r>
-    </w:p>
-    <w:p>
-      <w:pPr>
-        <w:pStyle w:val="ListBullet"/>
-      </w:pPr>
-      <w:r>
-        <w:t>FAQ-AUTO-0007 - Quando preciso pagar franquia?</w:t>
-      </w:r>
-    </w:p>
-    <w:p>
-      <w:pPr>
-        <w:pStyle w:val="Heading2"/>
-      </w:pPr>
-      <w:r>
-        <w:t>Diálogos relacionados</w:t>
-      </w:r>
-    </w:p>
-    <w:p>
-      <w:pPr>
-        <w:pStyle w:val="ListBullet"/>
-      </w:pPr>
-      <w:r>
-        <w:t>DIALOGUE-AUTO-0004 - Explicando o processo de indenização</w:t>
-      </w:r>
-    </w:p>
-    <w:p>
-      <w:pPr>
-        <w:pStyle w:val="Heading2"/>
-      </w:pPr>
-      <w:r>
-        <w:t>Referências cruzadas</w:t>
-      </w:r>
-    </w:p>
-    <w:p>
-      <w:pPr>
-        <w:pStyle w:val="ListBullet"/>
-      </w:pPr>
-      <w:r>
-        <w:t>AUTO-0010</w:t>
-      </w:r>
-    </w:p>
-    <w:p>
-      <w:pPr>
-        <w:pStyle w:val="ListBullet"/>
-      </w:pPr>
-      <w:r>
-        <w:t>FAQ-AUTO-0010</w:t>
-      </w:r>
-    </w:p>
-    <w:p>
-      <w:pPr>
-        <w:pStyle w:val="ListBullet"/>
-      </w:pPr>
-      <w:r>
-        <w:t>DIALOGUE-AUTO-0004</w:t>
-      </w:r>
-    </w:p>
-    <w:p>
-      <w:pPr>
-        <w:pStyle w:val="Heading2"/>
-      </w:pPr>
-      <w:r>
-        <w:t>Referências</w:t>
-      </w:r>
-    </w:p>
-    <w:p>
-      <w:pPr>
-        <w:pStyle w:val="ListBullet"/>
-      </w:pPr>
-      <w:r>
-        <w:t>Documento interno: `02_MasterDictionary/AUTO/AUTO-0010.md`</w:t>
-      </w:r>
-    </w:p>
-    <w:p>
-      <w:pPr>
-        <w:pStyle w:val="Heading2"/>
-      </w:pPr>
-      <w:r>
-        <w:t>Tags</w:t>
-      </w:r>
-    </w:p>
-    <w:p>
-      <w:pPr>
-        <w:pStyle w:val="ListBullet"/>
-      </w:pPr>
-      <w:r>
-        <w:t>case</w:t>
-      </w:r>
-    </w:p>
-    <w:p>
-      <w:pPr>
-        <w:pStyle w:val="ListBullet"/>
-      </w:pPr>
-      <w:r>
-        <w:t>auto</w:t>
-      </w:r>
-    </w:p>
-    <w:p>
-      <w:pPr>
-        <w:pStyle w:val="ListBullet"/>
-      </w:pPr>
-      <w:r>
-        <w:t>indenizacao</w:t>
-      </w:r>
-    </w:p>
-    <w:p>
-      <w:pPr>
-        <w:pStyle w:val="ListBullet"/>
-      </w:pPr>
-      <w:r>
-        <w:t>sinistro</w:t>
-      </w:r>
-    </w:p>
-    <w:p>
-      <w:pPr>
-        <w:pStyle w:val="Heading2"/>
-      </w:pPr>
-      <w:r>
-        <w:t>Veja também</w:t>
-      </w:r>
-    </w:p>
-    <w:p>
-      <w:pPr>
-        <w:pStyle w:val="ListBullet"/>
-      </w:pPr>
-      <w:r>
-        <w:t>`02_MasterDictionary/AUTO/AUTO-0010.md`</w:t>
-      </w:r>
-    </w:p>
-    <w:p>
-      <w:pPr>
-        <w:pStyle w:val="ListBullet"/>
-      </w:pPr>
-      <w:r>
-        <w:t>`14_FAQ/AUTO/FAQ-AUTO-0010.md`</w:t>
-      </w:r>
-    </w:p>
-    <w:p>
-      <w:pPr>
-        <w:pStyle w:val="Heading2"/>
-      </w:pPr>
-      <w:r>
-        <w:t>Histórico de revisão</w:t>
-      </w:r>
-    </w:p>
-    <w:p>
-      <w:r>
-        <w:rPr>
-          <w:rFonts w:ascii="Courier New" w:hAnsi="Courier New"/>
-          <w:sz w:val="17"/>
-        </w:rPr>
-        <w:t>| Data | Versão | Autor | Alteração |</w:t>
-      </w:r>
-    </w:p>
-    <w:p>
-      <w:r>
-        <w:rPr>
-          <w:rFonts w:ascii="Courier New" w:hAnsi="Courier New"/>
-          <w:sz w:val="17"/>
-        </w:rPr>
-        <w:t>| --- | --- | --- | --- |</w:t>
-      </w:r>
-    </w:p>
-    <w:p>
-      <w:r>
-        <w:rPr>
-          <w:rFonts w:ascii="Courier New" w:hAnsi="Courier New"/>
-          <w:sz w:val="17"/>
-        </w:rPr>
-        <w:t>| 2026-06-25 | 0.1 | JP-BR Insurance Knowledge Base | Criação inicial. |</w:t>
+        <w:t>| 2026-06-26 | 0.2 | JP-BR Insurance Knowledge Base | Regeneração do pacote com normalização de compliance dos estudos de caso AUTO. |</w:t>
       </w:r>
     </w:p>
     <w:sectPr>
       <w:pgSz w:w="12240" w:h="15840"/>
-      <w:pgMar w:top="1080" w:right="1224" w:bottom="1080" w:left="1224" w:header="720" w:footer="720" w:gutter="0"/>
+      <w:pgMar w:top="1440" w:right="1800" w:bottom="1440" w:left="1800" w:header="720" w:footer="720" w:gutter="0"/>
       <w:cols w:space="720"/>
       <w:docGrid w:linePitch="360"/>
     </w:sectPr>
